--- a/form/AngelSetsuna_Commission_Form_2026_EN.docx
+++ b/form/AngelSetsuna_Commission_Form_2026_EN.docx
@@ -11,42 +11,16 @@
         </w:rPr>
       </w:pPr>
       <w:r>
-        <w:rPr>
-          <w:rFonts w:ascii="微軟正黑體" w:eastAsia="微軟正黑體" w:hAnsi="微軟正黑體" w:cs="微軟正黑體"/>
-        </w:rPr>
-        <w:t xml:space="preserve">Angel </w:t>
-      </w:r>
-      <w:proofErr w:type="spellStart"/>
-      <w:r>
-        <w:rPr>
-          <w:rFonts w:ascii="微軟正黑體" w:eastAsia="微軟正黑體" w:hAnsi="微軟正黑體" w:cs="微軟正黑體"/>
-        </w:rPr>
-        <w:t>Setsuna</w:t>
-      </w:r>
-      <w:proofErr w:type="spellEnd"/>
-      <w:r>
-        <w:rPr>
-          <w:rFonts w:ascii="微軟正黑體" w:eastAsia="微軟正黑體" w:hAnsi="微軟正黑體" w:cs="微軟正黑體"/>
-        </w:rPr>
-        <w:t xml:space="preserve"> — Illustration Commission Form (2026)</w:t>
-      </w:r>
-    </w:p>
-    <w:p>
-      <w:r>
-        <w:t>This form is read-only. Please make a copy before filling it in. When complete, please email it to: angel.setsuna.drawing@gmail.com</w:t>
+        <w:t>Angel Setsuna — Illustration Commission Form (2026)</w:t>
+      </w:r>
+    </w:p>
+    <w:p>
+      <w:r>
+        <w:t>This form is read-only. Please save a copy before filling it out.</w:t>
       </w:r>
       <w:r>
         <w:br/>
-        <w:t xml:space="preserve">         </w:t>
-      </w:r>
-      <w:r>
-        <w:rPr>
-          <w:color w:val="1F1F1F"/>
-          <w:sz w:val="21"/>
-          <w:szCs w:val="21"/>
-          <w:shd w:val="clear" w:color="auto" w:fill="E9EEF6"/>
-        </w:rPr>
-        <w:t xml:space="preserve">         </w:t>
+        <w:t>When complete, email it to: angel.setsuna.drawing@gmail.com</w:t>
       </w:r>
     </w:p>
     <w:p>
@@ -79,6 +53,7 @@
       </w:tblGrid>
       <w:tr>
         <w:trPr>
+          <w:cantSplit/>
           <w:tblHeader/>
         </w:trPr>
         <w:tc>
@@ -113,6 +88,7 @@
       </w:tr>
       <w:tr>
         <w:trPr>
+          <w:cantSplit/>
           <w:tblHeader/>
         </w:trPr>
         <w:tc>
@@ -134,6 +110,7 @@
       </w:tr>
       <w:tr>
         <w:trPr>
+          <w:cantSplit/>
           <w:tblHeader/>
         </w:trPr>
         <w:tc>
@@ -159,29 +136,34 @@
         </w:tc>
       </w:tr>
       <w:tr>
-        <w:tc>
-          <w:tcPr>
-            <w:tcW w:w="4320" w:type="dxa"/>
-          </w:tcPr>
-          <w:p>
-            <w:r>
-              <w:t>Contact</w:t>
-            </w:r>
-          </w:p>
-        </w:tc>
-        <w:tc>
-          <w:tcPr>
-            <w:tcW w:w="4320" w:type="dxa"/>
-          </w:tcPr>
-          <w:p/>
-          <w:p>
-            <w:r>
-              <w:t>(Gmail / X / Facebook)</w:t>
+        <w:trPr>
+          <w:cantSplit/>
+        </w:trPr>
+        <w:tc>
+          <w:tcPr>
+            <w:tcW w:w="4320" w:type="dxa"/>
+          </w:tcPr>
+          <w:p>
+            <w:r>
+              <w:t>Gmail address</w:t>
+            </w:r>
+          </w:p>
+        </w:tc>
+        <w:tc>
+          <w:tcPr>
+            <w:tcW w:w="4320" w:type="dxa"/>
+          </w:tcPr>
+          <w:p>
+            <w:r>
+              <w:t>(Required)</w:t>
             </w:r>
           </w:p>
         </w:tc>
       </w:tr>
       <w:tr>
+        <w:trPr>
+          <w:cantSplit/>
+        </w:trPr>
         <w:tc>
           <w:tcPr>
             <w:tcW w:w="4320" w:type="dxa"/>
@@ -196,10 +178,17 @@
           <w:tcPr>
             <w:tcW w:w="4320" w:type="dxa"/>
           </w:tcPr>
-          <w:p/>
+          <w:p>
+            <w:r>
+              <w:t>(X / Facebook, optional)</w:t>
+            </w:r>
+          </w:p>
         </w:tc>
       </w:tr>
       <w:tr>
+        <w:trPr>
+          <w:cantSplit/>
+        </w:trPr>
         <w:tc>
           <w:tcPr>
             <w:tcW w:w="4320" w:type="dxa"/>
@@ -247,6 +236,10 @@
         <w:gridCol w:w="4320"/>
       </w:tblGrid>
       <w:tr>
+        <w:trPr>
+          <w:cantSplit/>
+          <w:tblHeader/>
+        </w:trPr>
         <w:tc>
           <w:tcPr>
             <w:tcW w:w="4320" w:type="dxa"/>
@@ -269,6 +262,9 @@
         </w:tc>
       </w:tr>
       <w:tr>
+        <w:trPr>
+          <w:cantSplit/>
+        </w:trPr>
         <w:tc>
           <w:tcPr>
             <w:tcW w:w="4320" w:type="dxa"/>
@@ -283,15 +279,17 @@
           <w:tcPr>
             <w:tcW w:w="4320" w:type="dxa"/>
           </w:tcPr>
-          <w:p/>
-          <w:p>
-            <w:r>
-              <w:t>(Icon / Bust-up / Full body / Standing pose)</w:t>
+          <w:p>
+            <w:r>
+              <w:t>(Icon / Half body / Full body / Character illustration)</w:t>
             </w:r>
           </w:p>
         </w:tc>
       </w:tr>
       <w:tr>
+        <w:trPr>
+          <w:cantSplit/>
+        </w:trPr>
         <w:tc>
           <w:tcPr>
             <w:tcW w:w="4320" w:type="dxa"/>
@@ -318,6 +316,9 @@
         </w:tc>
       </w:tr>
       <w:tr>
+        <w:trPr>
+          <w:cantSplit/>
+        </w:trPr>
         <w:tc>
           <w:tcPr>
             <w:tcW w:w="4320" w:type="dxa"/>
@@ -340,39 +341,42 @@
           <w:tcPr>
             <w:tcW w:w="4320" w:type="dxa"/>
           </w:tcPr>
-          <w:p/>
-          <w:p>
-            <w:r>
-              <w:t>(Yes / No (if yes, please state purpose and quantity))</w:t>
-            </w:r>
-          </w:p>
-        </w:tc>
-      </w:tr>
-      <w:tr>
-        <w:tc>
-          <w:tcPr>
-            <w:tcW w:w="4320" w:type="dxa"/>
-          </w:tcPr>
-          <w:p>
-            <w:r>
-              <w:t>References / character settings</w:t>
-            </w:r>
-          </w:p>
-        </w:tc>
-        <w:tc>
-          <w:tcPr>
-            <w:tcW w:w="4320" w:type="dxa"/>
-          </w:tcPr>
-          <w:p/>
-          <w:p>
-            <w:r>
-              <w:t>(Please provide reference images)</w:t>
+          <w:p>
+            <w:r>
+              <w:t>(Yes / No; if yes, state the purpose and quantity)</w:t>
             </w:r>
           </w:p>
         </w:tc>
       </w:tr>
       <w:tr>
         <w:trPr>
+          <w:cantSplit/>
+        </w:trPr>
+        <w:tc>
+          <w:tcPr>
+            <w:tcW w:w="4320" w:type="dxa"/>
+          </w:tcPr>
+          <w:p>
+            <w:r>
+              <w:t>References / character settings</w:t>
+            </w:r>
+          </w:p>
+        </w:tc>
+        <w:tc>
+          <w:tcPr>
+            <w:tcW w:w="4320" w:type="dxa"/>
+          </w:tcPr>
+          <w:p/>
+          <w:p>
+            <w:r>
+              <w:t>(Please provide reference images)</w:t>
+            </w:r>
+          </w:p>
+        </w:tc>
+      </w:tr>
+      <w:tr>
+        <w:trPr>
+          <w:cantSplit/>
           <w:trHeight w:val="1549"/>
         </w:trPr>
         <w:tc>
@@ -381,7 +385,6 @@
           </w:tcPr>
           <w:p>
             <w:r>
-              <w:lastRenderedPageBreak/>
               <w:t>Desired composition &amp; mood</w:t>
             </w:r>
           </w:p>
@@ -426,6 +429,7 @@
       </w:tr>
       <w:tr>
         <w:trPr>
+          <w:cantSplit/>
           <w:trHeight w:val="1644"/>
         </w:trPr>
         <w:tc>
@@ -434,61 +438,37 @@
           </w:tcPr>
           <w:p>
             <w:r>
-              <w:t>Permission to display publicly</w:t>
-            </w:r>
-          </w:p>
-          <w:p>
-            <w:r>
-              <w:t>(e.g., drawing process on stream, WIP, final art)</w:t>
-            </w:r>
-          </w:p>
-          <w:p>
-            <w:r>
-              <w:t>(a watermark will be added)</w:t>
-            </w:r>
-          </w:p>
-        </w:tc>
-        <w:tc>
-          <w:tcPr>
-            <w:tcW w:w="4320" w:type="dxa"/>
-          </w:tcPr>
-          <w:p/>
-          <w:p>
-            <w:pPr>
-              <w:numPr>
-                <w:ilvl w:val="0"/>
-                <w:numId w:val="1"/>
-              </w:numPr>
-            </w:pPr>
+              <w:t>Permission for the artist to display the work publicly</w:t>
+            </w:r>
+            <w:r>
+              <w:br/>
+              <w:t>(e.g., drawing streams, WIPs, or final artwork; a watermark will be added)</w:t>
+            </w:r>
+          </w:p>
+        </w:tc>
+        <w:tc>
+          <w:tcPr>
+            <w:tcW w:w="4320" w:type="dxa"/>
+          </w:tcPr>
+          <w:p>
             <w:r>
               <w:t>OK to share</w:t>
             </w:r>
-          </w:p>
-          <w:p>
-            <w:pPr>
-              <w:numPr>
-                <w:ilvl w:val="0"/>
-                <w:numId w:val="1"/>
-              </w:numPr>
-            </w:pPr>
-            <w:r>
-              <w:t>OK to share, with credit to me</w:t>
-            </w:r>
-          </w:p>
-          <w:p>
-            <w:pPr>
-              <w:numPr>
-                <w:ilvl w:val="0"/>
-                <w:numId w:val="1"/>
-              </w:numPr>
-            </w:pPr>
-            <w:r>
-              <w:t>Do not share (+$15)</w:t>
+            <w:r>
+              <w:br/>
+              <w:t>OK to share, but please credit my name/account</w:t>
+            </w:r>
+            <w:r>
+              <w:br/>
+              <w:t>Do not share (＋US$15)</w:t>
             </w:r>
           </w:p>
         </w:tc>
       </w:tr>
       <w:tr>
+        <w:trPr>
+          <w:cantSplit/>
+        </w:trPr>
         <w:tc>
           <w:tcPr>
             <w:tcW w:w="4320" w:type="dxa"/>
@@ -516,10 +496,9 @@
       <w:pPr>
         <w:pStyle w:val="2"/>
       </w:pPr>
-      <w:bookmarkStart w:id="0" w:name="_heading=h.ngwm7hhutiwp" w:colFirst="0" w:colLast="0"/>
-      <w:bookmarkEnd w:id="0"/>
-      <w:r>
-        <w:t>3. Pricing</w:t>
+      <w:r>
+        <w:lastRenderedPageBreak/>
+        <w:t>3. Pricing &amp; Payment</w:t>
       </w:r>
     </w:p>
     <w:tbl>
@@ -543,6 +522,9 @@
         <w:gridCol w:w="5685"/>
       </w:tblGrid>
       <w:tr>
+        <w:trPr>
+          <w:cantSplit/>
+        </w:trPr>
         <w:tc>
           <w:tcPr>
             <w:tcW w:w="4320" w:type="dxa"/>
@@ -589,230 +571,132 @@
             </w:tcMar>
           </w:tcPr>
           <w:p>
+            <w:r>
+              <w:t>All prices are in USD:</w:t>
+            </w:r>
+          </w:p>
+          <w:p>
             <w:pPr>
-              <w:widowControl w:val="0"/>
-              <w:spacing w:after="0" w:line="331" w:lineRule="auto"/>
+              <w:pStyle w:val="CommissionItem"/>
+              <w:spacing w:after="0"/>
             </w:pPr>
             <w:r>
-              <w:t>•</w:t>
-            </w:r>
-            <w:proofErr w:type="gramStart"/>
-            <w:r>
-              <w:t>Icon  $</w:t>
-            </w:r>
-            <w:proofErr w:type="gramEnd"/>
-            <w:r>
-              <w:t>95+</w:t>
+              <w:t>Icon: From US$95</w:t>
             </w:r>
           </w:p>
           <w:p>
             <w:pPr>
-              <w:widowControl w:val="0"/>
-              <w:spacing w:after="0" w:line="331" w:lineRule="auto"/>
+              <w:pStyle w:val="CommissionItem"/>
+              <w:spacing w:after="0"/>
             </w:pPr>
             <w:r>
-              <w:t>•Bust-</w:t>
-            </w:r>
-            <w:proofErr w:type="gramStart"/>
-            <w:r>
-              <w:t>up  $</w:t>
-            </w:r>
-            <w:proofErr w:type="gramEnd"/>
-            <w:r>
-              <w:t>155+</w:t>
+              <w:t>Half body: From US$155</w:t>
             </w:r>
           </w:p>
           <w:p>
             <w:pPr>
-              <w:widowControl w:val="0"/>
-              <w:spacing w:after="0" w:line="331" w:lineRule="auto"/>
+              <w:pStyle w:val="CommissionItem"/>
+              <w:spacing w:after="0"/>
             </w:pPr>
             <w:r>
-              <w:t xml:space="preserve">•Full </w:t>
-            </w:r>
-            <w:proofErr w:type="gramStart"/>
-            <w:r>
-              <w:t>body  $</w:t>
-            </w:r>
-            <w:proofErr w:type="gramEnd"/>
-            <w:r>
-              <w:t>250+</w:t>
+              <w:t>Full body: From US$250</w:t>
             </w:r>
           </w:p>
           <w:p>
             <w:pPr>
-              <w:widowControl w:val="0"/>
-              <w:spacing w:after="0" w:line="331" w:lineRule="auto"/>
+              <w:pStyle w:val="CommissionItem"/>
+              <w:spacing w:after="0"/>
             </w:pPr>
             <w:r>
-              <w:t xml:space="preserve">•Standing </w:t>
-            </w:r>
-            <w:proofErr w:type="gramStart"/>
-            <w:r>
-              <w:t>pose  $</w:t>
-            </w:r>
-            <w:proofErr w:type="gramEnd"/>
-            <w:r>
-              <w:t>250+</w:t>
+              <w:t>Character illustration: From US$250</w:t>
             </w:r>
           </w:p>
           <w:p>
             <w:pPr>
-              <w:widowControl w:val="0"/>
-              <w:spacing w:after="0" w:line="331" w:lineRule="auto"/>
+              <w:pStyle w:val="CommissionItem"/>
+              <w:spacing w:after="0"/>
             </w:pPr>
             <w:r>
-              <w:t xml:space="preserve">•Extra </w:t>
-            </w:r>
-            <w:proofErr w:type="gramStart"/>
-            <w:r>
-              <w:t>character  +</w:t>
-            </w:r>
-            <w:proofErr w:type="gramEnd"/>
-            <w:r>
-              <w:t>40%</w:t>
+              <w:t>Extra character: ＋40%</w:t>
             </w:r>
           </w:p>
           <w:p>
             <w:pPr>
-              <w:widowControl w:val="0"/>
-              <w:spacing w:after="0" w:line="331" w:lineRule="auto"/>
+              <w:pStyle w:val="CommissionItem"/>
+              <w:spacing w:after="0"/>
             </w:pPr>
             <w:r>
-              <w:t>•Small animal (</w:t>
-            </w:r>
-            <w:proofErr w:type="gramStart"/>
-            <w:r>
-              <w:t>each)  +</w:t>
-            </w:r>
-            <w:proofErr w:type="gramEnd"/>
-            <w:r>
-              <w:t>$6</w:t>
+              <w:t>Small animal: ＋US$6 each</w:t>
             </w:r>
           </w:p>
           <w:p>
             <w:pPr>
-              <w:widowControl w:val="0"/>
-              <w:spacing w:after="0" w:line="331" w:lineRule="auto"/>
+              <w:pStyle w:val="CommissionItem"/>
+              <w:spacing w:after="0"/>
             </w:pPr>
             <w:r>
-              <w:t>•Large animal (</w:t>
-            </w:r>
-            <w:proofErr w:type="gramStart"/>
-            <w:r>
-              <w:t>each)  +</w:t>
-            </w:r>
-            <w:proofErr w:type="gramEnd"/>
-            <w:r>
-              <w:t>$20</w:t>
+              <w:t>Large animal: ＋US$20 each</w:t>
             </w:r>
           </w:p>
           <w:p>
             <w:pPr>
-              <w:widowControl w:val="0"/>
-              <w:spacing w:after="0" w:line="331" w:lineRule="auto"/>
+              <w:pStyle w:val="CommissionItem"/>
+              <w:spacing w:after="0"/>
             </w:pPr>
             <w:r>
-              <w:t xml:space="preserve">•Background (by </w:t>
-            </w:r>
-            <w:proofErr w:type="gramStart"/>
-            <w:r>
-              <w:t>complexity)  $</w:t>
-            </w:r>
-            <w:proofErr w:type="gramEnd"/>
-            <w:r>
-              <w:t>15–$60</w:t>
+              <w:t>Background: US$15–60, depending on complexity</w:t>
             </w:r>
           </w:p>
           <w:p>
             <w:pPr>
-              <w:widowControl w:val="0"/>
-              <w:spacing w:after="0" w:line="331" w:lineRule="auto"/>
+              <w:pStyle w:val="CommissionItem"/>
+              <w:spacing w:after="0"/>
             </w:pPr>
             <w:r>
-              <w:t>•Rush order (by arrangement)</w:t>
+              <w:t>Rush order: By arrangement</w:t>
             </w:r>
           </w:p>
           <w:p>
             <w:pPr>
-              <w:widowControl w:val="0"/>
-              <w:spacing w:after="0" w:line="331" w:lineRule="auto"/>
+              <w:pStyle w:val="CommissionItem"/>
+              <w:spacing w:after="0"/>
             </w:pPr>
             <w:r>
-              <w:t xml:space="preserve">•Keep </w:t>
-            </w:r>
-            <w:proofErr w:type="gramStart"/>
-            <w:r>
-              <w:t>private  +</w:t>
-            </w:r>
-            <w:proofErr w:type="gramEnd"/>
-            <w:r>
-              <w:t>$15</w:t>
+              <w:t>Private commission / do not post: ＋US$15</w:t>
             </w:r>
           </w:p>
           <w:p>
             <w:pPr>
-              <w:widowControl w:val="0"/>
-              <w:spacing w:after="0" w:line="331" w:lineRule="auto"/>
-              <w:rPr>
-                <w:sz w:val="22"/>
-                <w:szCs w:val="22"/>
-              </w:rPr>
+              <w:pStyle w:val="CommissionItem"/>
+              <w:spacing w:after="0"/>
             </w:pPr>
+            <w:r>
+              <w:t>Commercial promotion (stream thumbnail, social media): ×1.3</w:t>
+            </w:r>
           </w:p>
           <w:p>
             <w:pPr>
-              <w:widowControl w:val="0"/>
-              <w:spacing w:after="0" w:line="331" w:lineRule="auto"/>
+              <w:pStyle w:val="CommissionItem"/>
+              <w:spacing w:after="0"/>
             </w:pPr>
             <w:r>
-              <w:t>[Commercial Use]</w:t>
+              <w:t>Small-batch printing (events, fan support): ×1.5</w:t>
             </w:r>
           </w:p>
           <w:p>
             <w:pPr>
-              <w:widowControl w:val="0"/>
-              <w:spacing w:after="0" w:line="331" w:lineRule="auto"/>
+              <w:pStyle w:val="CommissionItem"/>
+              <w:spacing w:after="0"/>
             </w:pPr>
             <w:r>
-              <w:t>Promotional use (stream thumbnail, social media) ×1.3</w:t>
-            </w:r>
-            <w:r>
-              <w:tab/>
-              <w:t xml:space="preserve">               </w:t>
-            </w:r>
-          </w:p>
-          <w:p>
-            <w:pPr>
-              <w:widowControl w:val="0"/>
-              <w:spacing w:after="0" w:line="331" w:lineRule="auto"/>
-            </w:pPr>
-            <w:r>
-              <w:lastRenderedPageBreak/>
-              <w:t>Small-batch printing (events, fan support) ×1.5</w:t>
-            </w:r>
-            <w:r>
-              <w:tab/>
-              <w:t xml:space="preserve">               </w:t>
-            </w:r>
-          </w:p>
-          <w:p>
-            <w:pPr>
-              <w:widowControl w:val="0"/>
-              <w:spacing w:after="0" w:line="331" w:lineRule="auto"/>
-            </w:pPr>
-            <w:r>
-              <w:t>Merchandise / mass production ×2, or quoted separately (depending on scale)</w:t>
-            </w:r>
-            <w:r>
-              <w:tab/>
-              <w:t xml:space="preserve">               </w:t>
+              <w:t>Merchandise / mass production: ×2 or quoted separately</w:t>
             </w:r>
           </w:p>
         </w:tc>
       </w:tr>
       <w:tr>
         <w:trPr>
+          <w:cantSplit/>
           <w:trHeight w:val="3330"/>
         </w:trPr>
         <w:tc>
@@ -835,43 +719,15 @@
               </w:rPr>
             </w:pPr>
             <w:r>
-              <w:rPr>
-                <w:rFonts w:ascii="Calibri" w:eastAsia="Calibri" w:hAnsi="Calibri" w:cs="Calibri"/>
-              </w:rPr>
-              <w:lastRenderedPageBreak/>
               <w:t>Payment</w:t>
             </w:r>
-          </w:p>
-          <w:p>
-            <w:pPr>
-              <w:widowControl w:val="0"/>
-              <w:spacing w:after="0" w:line="240" w:lineRule="auto"/>
-              <w:rPr>
-                <w:rFonts w:ascii="Calibri" w:eastAsia="Calibri" w:hAnsi="Calibri" w:cs="Calibri"/>
-              </w:rPr>
-            </w:pPr>
-          </w:p>
-          <w:p>
-            <w:pPr>
-              <w:widowControl w:val="0"/>
-              <w:spacing w:after="0" w:line="240" w:lineRule="auto"/>
-            </w:pPr>
-            <w:r>
+            <w:r>
+              <w:br/>
               <w:t>(PayPal)</w:t>
             </w:r>
-          </w:p>
-          <w:p>
-            <w:pPr>
-              <w:widowControl w:val="0"/>
-              <w:spacing w:after="0" w:line="240" w:lineRule="auto"/>
-              <w:rPr>
-                <w:color w:val="4F81BD"/>
-                <w:sz w:val="26"/>
-                <w:szCs w:val="26"/>
-              </w:rPr>
-            </w:pPr>
-            <w:r>
-              <w:t>(transaction fees paid by the client)</w:t>
+            <w:r>
+              <w:br/>
+              <w:t>(Transaction fees are paid by the client)</w:t>
             </w:r>
           </w:p>
         </w:tc>
@@ -892,72 +748,58 @@
               <w:spacing w:after="0" w:line="331" w:lineRule="auto"/>
             </w:pPr>
             <w:r>
-              <w:t>•Payment is accepted via PayPal (for overseas clients).</w:t>
-            </w:r>
-            <w:r>
-              <w:rPr>
-                <w:b/>
-                <w:bCs/>
-              </w:rPr>
-              <w:t xml:space="preserve">               </w:t>
-            </w:r>
-            <w:r>
-              <w:t xml:space="preserve">               </w:t>
-            </w:r>
-          </w:p>
+              <w:t>Payment is accepted via PayPal.</w:t>
+            </w:r>
+            <w:r>
+              <w:br/>
+              <w:t>A 50% deposit of the total is required before work begins.</w:t>
+            </w:r>
+          </w:p>
+        </w:tc>
+      </w:tr>
+      <w:tr>
+        <w:trPr>
+          <w:cantSplit/>
+        </w:trPr>
+        <w:tc>
+          <w:tcPr>
+            <w:tcW w:w="4320" w:type="dxa"/>
+            <w:shd w:val="clear" w:color="auto" w:fill="auto"/>
+            <w:tcMar>
+              <w:top w:w="100" w:type="dxa"/>
+              <w:left w:w="100" w:type="dxa"/>
+              <w:bottom w:w="100" w:type="dxa"/>
+              <w:right w:w="100" w:type="dxa"/>
+            </w:tcMar>
+          </w:tcPr>
           <w:p>
             <w:pPr>
               <w:widowControl w:val="0"/>
-              <w:spacing w:after="0" w:line="331" w:lineRule="auto"/>
+              <w:pBdr>
+                <w:top w:val="nil"/>
+                <w:left w:val="nil"/>
+                <w:bottom w:val="nil"/>
+                <w:right w:val="nil"/>
+                <w:between w:val="nil"/>
+              </w:pBdr>
+              <w:spacing w:after="0" w:line="240" w:lineRule="auto"/>
             </w:pPr>
-          </w:p>
-          <w:p>
-            <w:pPr>
-              <w:widowControl w:val="0"/>
-              <w:spacing w:after="0" w:line="331" w:lineRule="auto"/>
-            </w:pPr>
-            <w:r>
-              <w:t xml:space="preserve">               </w:t>
-            </w:r>
-          </w:p>
-          <w:p>
-            <w:pPr>
-              <w:widowControl w:val="0"/>
-              <w:spacing w:after="0" w:line="331" w:lineRule="auto"/>
-            </w:pPr>
-          </w:p>
-          <w:p>
-            <w:pPr>
-              <w:widowControl w:val="0"/>
-              <w:spacing w:after="0" w:line="331" w:lineRule="auto"/>
-            </w:pPr>
-            <w:r>
-              <w:t>•A 50% deposit of the total is required before work begins.</w:t>
-            </w:r>
-            <w:r>
-              <w:rPr>
-                <w:color w:val="202124"/>
-                <w:highlight w:val="white"/>
-              </w:rPr>
-              <w:t xml:space="preserve">               </w:t>
-            </w:r>
-            <w:r>
-              <w:rPr>
-                <w:b/>
-                <w:bCs/>
-                <w:color w:val="202124"/>
-                <w:highlight w:val="white"/>
-              </w:rPr>
-              <w:t xml:space="preserve">               </w:t>
-            </w:r>
-            <w:r>
-              <w:rPr>
-                <w:color w:val="202124"/>
-                <w:highlight w:val="white"/>
-              </w:rPr>
-              <w:t xml:space="preserve">               </w:t>
-            </w:r>
-          </w:p>
+            <w:r>
+              <w:t>Other notes</w:t>
+            </w:r>
+          </w:p>
+        </w:tc>
+        <w:tc>
+          <w:tcPr>
+            <w:tcW w:w="5685" w:type="dxa"/>
+            <w:shd w:val="clear" w:color="auto" w:fill="auto"/>
+            <w:tcMar>
+              <w:top w:w="100" w:type="dxa"/>
+              <w:left w:w="100" w:type="dxa"/>
+              <w:bottom w:w="100" w:type="dxa"/>
+              <w:right w:w="100" w:type="dxa"/>
+            </w:tcMar>
+          </w:tcPr>
           <w:p>
             <w:pPr>
               <w:widowControl w:val="0"/>
@@ -981,899 +823,267 @@
           </w:p>
         </w:tc>
       </w:tr>
-      <w:tr>
-        <w:tc>
-          <w:tcPr>
-            <w:tcW w:w="4320" w:type="dxa"/>
-            <w:shd w:val="clear" w:color="auto" w:fill="auto"/>
-            <w:tcMar>
-              <w:top w:w="100" w:type="dxa"/>
-              <w:left w:w="100" w:type="dxa"/>
-              <w:bottom w:w="100" w:type="dxa"/>
-              <w:right w:w="100" w:type="dxa"/>
-            </w:tcMar>
-          </w:tcPr>
-          <w:p>
-            <w:pPr>
-              <w:widowControl w:val="0"/>
-              <w:pBdr>
-                <w:top w:val="nil"/>
-                <w:left w:val="nil"/>
-                <w:bottom w:val="nil"/>
-                <w:right w:val="nil"/>
-                <w:between w:val="nil"/>
-              </w:pBdr>
-              <w:spacing w:after="0" w:line="240" w:lineRule="auto"/>
-              <w:rPr>
-                <w:color w:val="4F81BD"/>
-                <w:sz w:val="26"/>
-                <w:szCs w:val="26"/>
-              </w:rPr>
-            </w:pPr>
-            <w:r>
-              <w:rPr>
-                <w:color w:val="202124"/>
-              </w:rPr>
-              <w:t>Commission Process</w:t>
-            </w:r>
-          </w:p>
-        </w:tc>
-        <w:tc>
-          <w:tcPr>
-            <w:tcW w:w="5685" w:type="dxa"/>
-            <w:shd w:val="clear" w:color="auto" w:fill="auto"/>
-            <w:tcMar>
-              <w:top w:w="100" w:type="dxa"/>
-              <w:left w:w="100" w:type="dxa"/>
-              <w:bottom w:w="100" w:type="dxa"/>
-              <w:right w:w="100" w:type="dxa"/>
-            </w:tcMar>
-          </w:tcPr>
-          <w:p>
-            <w:pPr>
-              <w:widowControl w:val="0"/>
-              <w:shd w:val="clear" w:color="auto" w:fill="FFFFFF"/>
-              <w:spacing w:after="0" w:line="240" w:lineRule="auto"/>
-              <w:rPr>
-                <w:b/>
-                <w:bCs/>
-                <w:color w:val="202124"/>
-                <w:lang w:val="en-US"/>
-              </w:rPr>
-            </w:pPr>
-            <w:r>
-              <w:rPr>
-                <w:b/>
-                <w:bCs/>
-                <w:color w:val="202124"/>
-                <w:lang w:val="en-US"/>
-              </w:rPr>
-              <w:t>Commission Process</w:t>
-            </w:r>
-          </w:p>
-          <w:p>
-            <w:pPr>
-              <w:widowControl w:val="0"/>
-              <w:shd w:val="clear" w:color="auto" w:fill="FFFFFF"/>
-              <w:spacing w:after="0" w:line="240" w:lineRule="auto"/>
-              <w:rPr>
-                <w:color w:val="202124"/>
-                <w:lang w:val="en-US"/>
-              </w:rPr>
-            </w:pPr>
-            <w:r>
-              <w:rPr>
-                <w:color w:val="202124"/>
-                <w:lang w:val="en-US"/>
-              </w:rPr>
-              <w:t>Submit this form → You'll receive an email via Gmail with your estimated completion month → Before I begin, we'll confirm your commission details and you'll pay the deposit → Sketch → Sketch review (3 free revisions included) → Pay the remaining balance → Final artwork review (1 free revision included) → Receive your high-resolution artwork via Gmail.</w:t>
-            </w:r>
-          </w:p>
-          <w:p>
-            <w:pPr>
-              <w:widowControl w:val="0"/>
-              <w:shd w:val="clear" w:color="auto" w:fill="FFFFFF"/>
-              <w:spacing w:after="0" w:line="240" w:lineRule="auto"/>
-              <w:rPr>
-                <w:b/>
-                <w:bCs/>
-                <w:color w:val="202124"/>
-                <w:lang w:val="en-US"/>
-              </w:rPr>
-            </w:pPr>
-            <w:r>
-              <w:rPr>
-                <w:b/>
-                <w:bCs/>
-                <w:color w:val="202124"/>
-                <w:lang w:val="en-US"/>
-              </w:rPr>
-              <w:pict w14:anchorId="21A747EB">
-                <v:rect id="_x0000_i1133" style="width:0;height:1.5pt" o:hralign="center" o:hrstd="t" o:hr="t" fillcolor="#a0a0a0" stroked="f"/>
-              </w:pict>
-            </w:r>
-          </w:p>
-          <w:p>
-            <w:pPr>
-              <w:widowControl w:val="0"/>
-              <w:shd w:val="clear" w:color="auto" w:fill="FFFFFF"/>
-              <w:spacing w:after="0" w:line="240" w:lineRule="auto"/>
-              <w:rPr>
-                <w:b/>
-                <w:bCs/>
-                <w:color w:val="202124"/>
-                <w:lang w:val="en-US"/>
-              </w:rPr>
-            </w:pPr>
-            <w:r>
-              <w:rPr>
-                <w:b/>
-                <w:bCs/>
-                <w:color w:val="202124"/>
-                <w:lang w:val="en-US"/>
-              </w:rPr>
-              <w:t>Queue &amp; Refund Policy</w:t>
-            </w:r>
-          </w:p>
-          <w:p>
-            <w:pPr>
-              <w:widowControl w:val="0"/>
-              <w:shd w:val="clear" w:color="auto" w:fill="FFFFFF"/>
-              <w:spacing w:after="0" w:line="240" w:lineRule="auto"/>
-              <w:rPr>
-                <w:color w:val="202124"/>
-                <w:lang w:val="en-US"/>
-              </w:rPr>
-            </w:pPr>
-            <w:r>
-              <w:rPr>
-                <w:color w:val="202124"/>
-                <w:lang w:val="en-US"/>
-              </w:rPr>
-              <w:t>Your commission slot is officially reserved once the deposit has been received.</w:t>
-            </w:r>
-          </w:p>
-          <w:p>
-            <w:pPr>
-              <w:widowControl w:val="0"/>
-              <w:shd w:val="clear" w:color="auto" w:fill="FFFFFF"/>
-              <w:spacing w:after="0" w:line="240" w:lineRule="auto"/>
-              <w:rPr>
-                <w:color w:val="202124"/>
-                <w:lang w:val="en-US"/>
-              </w:rPr>
-            </w:pPr>
-            <w:r>
-              <w:rPr>
-                <w:color w:val="202124"/>
-                <w:lang w:val="en-US"/>
-              </w:rPr>
-              <w:lastRenderedPageBreak/>
-              <w:t>After the sketch has been approved, cancellations and refunds are no longer accepted.</w:t>
-            </w:r>
-          </w:p>
-          <w:p>
-            <w:pPr>
-              <w:widowControl w:val="0"/>
-              <w:shd w:val="clear" w:color="auto" w:fill="FFFFFF"/>
-              <w:spacing w:after="0" w:line="240" w:lineRule="auto"/>
-              <w:rPr>
-                <w:b/>
-                <w:bCs/>
-                <w:color w:val="202124"/>
-                <w:lang w:val="en-US"/>
-              </w:rPr>
-            </w:pPr>
-            <w:r>
-              <w:rPr>
-                <w:b/>
-                <w:bCs/>
-                <w:color w:val="202124"/>
-                <w:lang w:val="en-US"/>
-              </w:rPr>
-              <w:pict w14:anchorId="297ED16C">
-                <v:rect id="_x0000_i1134" style="width:0;height:1.5pt" o:hralign="center" o:hrstd="t" o:hr="t" fillcolor="#a0a0a0" stroked="f"/>
-              </w:pict>
-            </w:r>
-          </w:p>
-          <w:p>
-            <w:pPr>
-              <w:widowControl w:val="0"/>
-              <w:shd w:val="clear" w:color="auto" w:fill="FFFFFF"/>
-              <w:spacing w:after="0" w:line="240" w:lineRule="auto"/>
-              <w:rPr>
-                <w:b/>
-                <w:bCs/>
-                <w:color w:val="202124"/>
-                <w:lang w:val="en-US"/>
-              </w:rPr>
-            </w:pPr>
-            <w:r>
-              <w:rPr>
-                <w:b/>
-                <w:bCs/>
-                <w:color w:val="202124"/>
-                <w:lang w:val="en-US"/>
-              </w:rPr>
-              <w:t>Turnaround Time</w:t>
-            </w:r>
-          </w:p>
-          <w:p>
-            <w:pPr>
-              <w:widowControl w:val="0"/>
-              <w:shd w:val="clear" w:color="auto" w:fill="FFFFFF"/>
-              <w:spacing w:after="0" w:line="240" w:lineRule="auto"/>
-              <w:rPr>
-                <w:color w:val="202124"/>
-                <w:lang w:val="en-US"/>
-              </w:rPr>
-            </w:pPr>
-            <w:r>
-              <w:rPr>
-                <w:color w:val="202124"/>
-                <w:lang w:val="en-US"/>
-              </w:rPr>
-              <w:t>Commissions are completed in queue order.</w:t>
-            </w:r>
-          </w:p>
-          <w:p>
-            <w:pPr>
-              <w:widowControl w:val="0"/>
-              <w:shd w:val="clear" w:color="auto" w:fill="FFFFFF"/>
-              <w:spacing w:after="0" w:line="240" w:lineRule="auto"/>
-              <w:rPr>
-                <w:color w:val="202124"/>
-                <w:lang w:val="en-US"/>
-              </w:rPr>
-            </w:pPr>
-            <w:r>
-              <w:rPr>
-                <w:color w:val="202124"/>
-                <w:lang w:val="en-US"/>
-              </w:rPr>
-              <w:t>Your estimated completion month will be confirmed via Gmail before work begins.</w:t>
-            </w:r>
-          </w:p>
-          <w:p>
-            <w:pPr>
-              <w:widowControl w:val="0"/>
-              <w:shd w:val="clear" w:color="auto" w:fill="FFFFFF"/>
-              <w:spacing w:after="0" w:line="240" w:lineRule="auto"/>
-              <w:rPr>
-                <w:color w:val="202124"/>
-                <w:lang w:val="en-US"/>
-              </w:rPr>
-            </w:pPr>
-            <w:r>
-              <w:rPr>
-                <w:color w:val="202124"/>
-                <w:lang w:val="en-US"/>
-              </w:rPr>
-              <w:t>Please note: If you take longer than 72 hours to reply during the commission process, your estimated completion date may be delayed accordingly.</w:t>
-            </w:r>
-          </w:p>
-          <w:p>
-            <w:pPr>
-              <w:widowControl w:val="0"/>
-              <w:shd w:val="clear" w:color="auto" w:fill="FFFFFF"/>
-              <w:spacing w:after="0" w:line="240" w:lineRule="auto"/>
-              <w:rPr>
-                <w:b/>
-                <w:bCs/>
-                <w:color w:val="202124"/>
-                <w:lang w:val="en-US"/>
-              </w:rPr>
-            </w:pPr>
-            <w:r>
-              <w:rPr>
-                <w:b/>
-                <w:bCs/>
-                <w:color w:val="202124"/>
-                <w:lang w:val="en-US"/>
-              </w:rPr>
-              <w:pict w14:anchorId="0134E7EB">
-                <v:rect id="_x0000_i1135" style="width:0;height:1.5pt" o:hralign="center" o:hrstd="t" o:hr="t" fillcolor="#a0a0a0" stroked="f"/>
-              </w:pict>
-            </w:r>
-          </w:p>
-          <w:p>
-            <w:pPr>
-              <w:widowControl w:val="0"/>
-              <w:shd w:val="clear" w:color="auto" w:fill="FFFFFF"/>
-              <w:spacing w:after="0" w:line="240" w:lineRule="auto"/>
-              <w:rPr>
-                <w:b/>
-                <w:bCs/>
-                <w:color w:val="202124"/>
-                <w:lang w:val="en-US"/>
-              </w:rPr>
-            </w:pPr>
-            <w:r>
-              <w:rPr>
-                <w:b/>
-                <w:bCs/>
-                <w:color w:val="202124"/>
-                <w:lang w:val="en-US"/>
-              </w:rPr>
-              <w:t>Sketch Revisions (3 Free)</w:t>
-            </w:r>
-          </w:p>
-          <w:p>
-            <w:pPr>
-              <w:widowControl w:val="0"/>
-              <w:shd w:val="clear" w:color="auto" w:fill="FFFFFF"/>
-              <w:spacing w:after="0" w:line="240" w:lineRule="auto"/>
-              <w:rPr>
-                <w:color w:val="202124"/>
-                <w:lang w:val="en-US"/>
-              </w:rPr>
-            </w:pPr>
-            <w:r>
-              <w:rPr>
-                <w:color w:val="202124"/>
-                <w:lang w:val="en-US"/>
-              </w:rPr>
-              <w:t>Up to 3 free sketch revisions are included.</w:t>
-            </w:r>
-          </w:p>
-          <w:p>
-            <w:pPr>
-              <w:widowControl w:val="0"/>
-              <w:shd w:val="clear" w:color="auto" w:fill="FFFFFF"/>
-              <w:spacing w:after="0" w:line="240" w:lineRule="auto"/>
-              <w:rPr>
-                <w:color w:val="202124"/>
-                <w:lang w:val="en-US"/>
-              </w:rPr>
-            </w:pPr>
-            <w:r>
-              <w:rPr>
-                <w:color w:val="202124"/>
-                <w:lang w:val="en-US"/>
-              </w:rPr>
-              <w:t>These revisions are limited to minor adjustments, such as:</w:t>
-            </w:r>
-          </w:p>
-          <w:p>
-            <w:pPr>
-              <w:widowControl w:val="0"/>
-              <w:numPr>
-                <w:ilvl w:val="0"/>
-                <w:numId w:val="4"/>
-              </w:numPr>
-              <w:shd w:val="clear" w:color="auto" w:fill="FFFFFF"/>
-              <w:spacing w:after="0" w:line="240" w:lineRule="auto"/>
-              <w:rPr>
-                <w:color w:val="202124"/>
-                <w:lang w:val="en-US"/>
-              </w:rPr>
-            </w:pPr>
-            <w:r>
-              <w:rPr>
-                <w:color w:val="202124"/>
-                <w:lang w:val="en-US"/>
-              </w:rPr>
-              <w:t>Pose refinements</w:t>
-            </w:r>
-          </w:p>
-          <w:p>
-            <w:pPr>
-              <w:widowControl w:val="0"/>
-              <w:numPr>
-                <w:ilvl w:val="0"/>
-                <w:numId w:val="4"/>
-              </w:numPr>
-              <w:shd w:val="clear" w:color="auto" w:fill="FFFFFF"/>
-              <w:spacing w:after="0" w:line="240" w:lineRule="auto"/>
-              <w:rPr>
-                <w:color w:val="202124"/>
-                <w:lang w:val="en-US"/>
-              </w:rPr>
-            </w:pPr>
-            <w:r>
-              <w:rPr>
-                <w:color w:val="202124"/>
-                <w:lang w:val="en-US"/>
-              </w:rPr>
-              <w:t>Facial expressions</w:t>
-            </w:r>
-          </w:p>
-          <w:p>
-            <w:pPr>
-              <w:widowControl w:val="0"/>
-              <w:numPr>
-                <w:ilvl w:val="0"/>
-                <w:numId w:val="4"/>
-              </w:numPr>
-              <w:shd w:val="clear" w:color="auto" w:fill="FFFFFF"/>
-              <w:spacing w:after="0" w:line="240" w:lineRule="auto"/>
-              <w:rPr>
-                <w:color w:val="202124"/>
-                <w:lang w:val="en-US"/>
-              </w:rPr>
-            </w:pPr>
-            <w:r>
-              <w:rPr>
-                <w:color w:val="202124"/>
-                <w:lang w:val="en-US"/>
-              </w:rPr>
-              <w:t>Clothing details</w:t>
-            </w:r>
-          </w:p>
-          <w:p>
-            <w:pPr>
-              <w:widowControl w:val="0"/>
-              <w:shd w:val="clear" w:color="auto" w:fill="FFFFFF"/>
-              <w:spacing w:after="0" w:line="240" w:lineRule="auto"/>
-              <w:rPr>
-                <w:color w:val="202124"/>
-                <w:lang w:val="en-US"/>
-              </w:rPr>
-            </w:pPr>
-            <w:r>
-              <w:rPr>
-                <w:color w:val="202124"/>
-                <w:lang w:val="en-US"/>
-              </w:rPr>
-              <w:t>Requests for major changes, such as changing the character or significantly altering the composition or pose, may require an additional redraw fee.</w:t>
-            </w:r>
-          </w:p>
-          <w:p>
-            <w:pPr>
-              <w:widowControl w:val="0"/>
-              <w:shd w:val="clear" w:color="auto" w:fill="FFFFFF"/>
-              <w:spacing w:after="0" w:line="240" w:lineRule="auto"/>
-              <w:rPr>
-                <w:color w:val="202124"/>
-                <w:lang w:val="en-US"/>
-              </w:rPr>
-            </w:pPr>
-            <w:r>
-              <w:rPr>
-                <w:color w:val="202124"/>
-                <w:lang w:val="en-US"/>
-              </w:rPr>
-              <w:t>Additional revisions beyond the free limit will be charged USD $10–50 per revision, depending on the complexity of the requested changes.</w:t>
-            </w:r>
-          </w:p>
-          <w:p>
-            <w:pPr>
-              <w:widowControl w:val="0"/>
-              <w:shd w:val="clear" w:color="auto" w:fill="FFFFFF"/>
-              <w:spacing w:after="0" w:line="240" w:lineRule="auto"/>
-              <w:rPr>
-                <w:b/>
-                <w:bCs/>
-                <w:color w:val="202124"/>
-                <w:lang w:val="en-US"/>
-              </w:rPr>
-            </w:pPr>
-            <w:r>
-              <w:rPr>
-                <w:b/>
-                <w:bCs/>
-                <w:color w:val="202124"/>
-                <w:lang w:val="en-US"/>
-              </w:rPr>
-              <w:pict w14:anchorId="65B1C104">
-                <v:rect id="_x0000_i1136" style="width:0;height:1.5pt" o:hralign="center" o:hrstd="t" o:hr="t" fillcolor="#a0a0a0" stroked="f"/>
-              </w:pict>
-            </w:r>
-          </w:p>
-          <w:p>
-            <w:pPr>
-              <w:widowControl w:val="0"/>
-              <w:shd w:val="clear" w:color="auto" w:fill="FFFFFF"/>
-              <w:spacing w:after="0" w:line="240" w:lineRule="auto"/>
-              <w:rPr>
-                <w:b/>
-                <w:bCs/>
-                <w:color w:val="202124"/>
-                <w:lang w:val="en-US"/>
-              </w:rPr>
-            </w:pPr>
-            <w:r>
-              <w:rPr>
-                <w:b/>
-                <w:bCs/>
-                <w:color w:val="202124"/>
-                <w:lang w:val="en-US"/>
-              </w:rPr>
-              <w:t>Final Artwork Revisions (1 Free)</w:t>
-            </w:r>
-          </w:p>
-          <w:p>
-            <w:pPr>
-              <w:widowControl w:val="0"/>
-              <w:shd w:val="clear" w:color="auto" w:fill="FFFFFF"/>
-              <w:spacing w:after="0" w:line="240" w:lineRule="auto"/>
-              <w:rPr>
-                <w:color w:val="202124"/>
-                <w:lang w:val="en-US"/>
-              </w:rPr>
-            </w:pPr>
-            <w:r>
-              <w:rPr>
-                <w:color w:val="202124"/>
-                <w:lang w:val="en-US"/>
-              </w:rPr>
-              <w:t xml:space="preserve">One free revision is included after the artwork is </w:t>
-            </w:r>
-            <w:r>
-              <w:rPr>
-                <w:color w:val="202124"/>
-                <w:lang w:val="en-US"/>
-              </w:rPr>
-              <w:lastRenderedPageBreak/>
-              <w:t>completed.</w:t>
-            </w:r>
-          </w:p>
-          <w:p>
-            <w:pPr>
-              <w:widowControl w:val="0"/>
-              <w:shd w:val="clear" w:color="auto" w:fill="FFFFFF"/>
-              <w:spacing w:after="0" w:line="240" w:lineRule="auto"/>
-              <w:rPr>
-                <w:color w:val="202124"/>
-                <w:lang w:val="en-US"/>
-              </w:rPr>
-            </w:pPr>
-            <w:r>
-              <w:rPr>
-                <w:color w:val="202124"/>
-                <w:lang w:val="en-US"/>
-              </w:rPr>
-              <w:t>This revision is limited to:</w:t>
-            </w:r>
-          </w:p>
-          <w:p>
-            <w:pPr>
-              <w:widowControl w:val="0"/>
-              <w:numPr>
-                <w:ilvl w:val="0"/>
-                <w:numId w:val="5"/>
-              </w:numPr>
-              <w:shd w:val="clear" w:color="auto" w:fill="FFFFFF"/>
-              <w:spacing w:after="0" w:line="240" w:lineRule="auto"/>
-              <w:rPr>
-                <w:color w:val="202124"/>
-                <w:lang w:val="en-US"/>
-              </w:rPr>
-            </w:pPr>
-            <w:r>
-              <w:rPr>
-                <w:color w:val="202124"/>
-                <w:lang w:val="en-US"/>
-              </w:rPr>
-              <w:t>Minor color adjustments</w:t>
-            </w:r>
-          </w:p>
-          <w:p>
-            <w:pPr>
-              <w:widowControl w:val="0"/>
-              <w:numPr>
-                <w:ilvl w:val="0"/>
-                <w:numId w:val="5"/>
-              </w:numPr>
-              <w:shd w:val="clear" w:color="auto" w:fill="FFFFFF"/>
-              <w:spacing w:after="0" w:line="240" w:lineRule="auto"/>
-              <w:rPr>
-                <w:color w:val="202124"/>
-                <w:lang w:val="en-US"/>
-              </w:rPr>
-            </w:pPr>
-            <w:r>
-              <w:rPr>
-                <w:color w:val="202124"/>
-                <w:lang w:val="en-US"/>
-              </w:rPr>
-              <w:t>Adding missing accessories or details</w:t>
-            </w:r>
-          </w:p>
-          <w:p>
-            <w:pPr>
-              <w:widowControl w:val="0"/>
-              <w:shd w:val="clear" w:color="auto" w:fill="FFFFFF"/>
-              <w:spacing w:after="0" w:line="240" w:lineRule="auto"/>
-              <w:rPr>
-                <w:color w:val="202124"/>
-                <w:lang w:val="en-US"/>
-              </w:rPr>
-            </w:pPr>
-            <w:r>
-              <w:rPr>
-                <w:color w:val="202124"/>
-                <w:lang w:val="en-US"/>
-              </w:rPr>
-              <w:t>Major changes to the line art, pose, or composition cannot be made at this stage.</w:t>
-            </w:r>
-          </w:p>
-          <w:p>
-            <w:pPr>
-              <w:widowControl w:val="0"/>
-              <w:shd w:val="clear" w:color="auto" w:fill="FFFFFF"/>
-              <w:spacing w:after="0" w:line="240" w:lineRule="auto"/>
-              <w:rPr>
-                <w:color w:val="202124"/>
-                <w:lang w:val="en-US"/>
-              </w:rPr>
-            </w:pPr>
-            <w:r>
-              <w:rPr>
-                <w:color w:val="202124"/>
-                <w:lang w:val="en-US"/>
-              </w:rPr>
-              <w:t>Additional revisions beyond the free limit will be charged USD $10–50 per revision, depending on the complexity of the requested changes.</w:t>
-            </w:r>
-          </w:p>
-          <w:p>
-            <w:pPr>
-              <w:widowControl w:val="0"/>
-              <w:shd w:val="clear" w:color="auto" w:fill="FFFFFF"/>
-              <w:spacing w:after="0" w:line="240" w:lineRule="auto"/>
-              <w:rPr>
-                <w:b/>
-                <w:bCs/>
-                <w:color w:val="202124"/>
-                <w:lang w:val="en-US"/>
-              </w:rPr>
-            </w:pPr>
-            <w:r>
-              <w:rPr>
-                <w:b/>
-                <w:bCs/>
-                <w:color w:val="202124"/>
-                <w:lang w:val="en-US"/>
-              </w:rPr>
-              <w:pict w14:anchorId="6F469B74">
-                <v:rect id="_x0000_i1137" style="width:0;height:1.5pt" o:hralign="center" o:hrstd="t" o:hr="t" fillcolor="#a0a0a0" stroked="f"/>
-              </w:pict>
-            </w:r>
-          </w:p>
-          <w:p>
-            <w:pPr>
-              <w:widowControl w:val="0"/>
-              <w:shd w:val="clear" w:color="auto" w:fill="FFFFFF"/>
-              <w:spacing w:after="0" w:line="240" w:lineRule="auto"/>
-              <w:rPr>
-                <w:b/>
-                <w:bCs/>
-                <w:color w:val="202124"/>
-                <w:lang w:val="en-US"/>
-              </w:rPr>
-            </w:pPr>
-            <w:r>
-              <w:rPr>
-                <w:b/>
-                <w:bCs/>
-                <w:color w:val="202124"/>
-                <w:lang w:val="en-US"/>
-              </w:rPr>
-              <w:t>Artist Errors</w:t>
-            </w:r>
-          </w:p>
-          <w:p>
-            <w:pPr>
-              <w:widowControl w:val="0"/>
-              <w:shd w:val="clear" w:color="auto" w:fill="FFFFFF"/>
-              <w:spacing w:after="0" w:line="240" w:lineRule="auto"/>
-              <w:rPr>
-                <w:color w:val="202124"/>
-                <w:lang w:val="en-US"/>
-              </w:rPr>
-            </w:pPr>
-            <w:r>
-              <w:rPr>
-                <w:color w:val="202124"/>
-                <w:lang w:val="en-US"/>
-              </w:rPr>
-              <w:t>If I make any mistakes or accidentally leave out any requested details, I'll correct them free of charge.</w:t>
-            </w:r>
-          </w:p>
-          <w:p>
-            <w:pPr>
-              <w:widowControl w:val="0"/>
-              <w:shd w:val="clear" w:color="auto" w:fill="FFFFFF"/>
-              <w:spacing w:after="0" w:line="240" w:lineRule="auto"/>
-              <w:rPr>
-                <w:color w:val="202124"/>
-                <w:lang w:val="en-US"/>
-              </w:rPr>
-            </w:pPr>
-            <w:r>
-              <w:rPr>
-                <w:color w:val="202124"/>
-                <w:lang w:val="en-US"/>
-              </w:rPr>
-              <w:t>Corrections for my own mistakes will never count toward your free revision limit.</w:t>
-            </w:r>
-          </w:p>
-          <w:p>
-            <w:pPr>
-              <w:widowControl w:val="0"/>
-              <w:shd w:val="clear" w:color="auto" w:fill="FFFFFF"/>
-              <w:spacing w:after="0" w:line="240" w:lineRule="auto"/>
-              <w:rPr>
-                <w:b/>
-                <w:bCs/>
-                <w:color w:val="202124"/>
-                <w:lang w:val="en-US"/>
-              </w:rPr>
-            </w:pPr>
-            <w:r>
-              <w:rPr>
-                <w:b/>
-                <w:bCs/>
-                <w:color w:val="202124"/>
-                <w:lang w:val="en-US"/>
-              </w:rPr>
-              <w:pict w14:anchorId="02C6B71E">
-                <v:rect id="_x0000_i1138" style="width:0;height:1.5pt" o:hralign="center" o:hrstd="t" o:hr="t" fillcolor="#a0a0a0" stroked="f"/>
-              </w:pict>
-            </w:r>
-          </w:p>
-          <w:p>
-            <w:pPr>
-              <w:widowControl w:val="0"/>
-              <w:shd w:val="clear" w:color="auto" w:fill="FFFFFF"/>
-              <w:spacing w:after="0" w:line="240" w:lineRule="auto"/>
-              <w:rPr>
-                <w:b/>
-                <w:bCs/>
-                <w:color w:val="202124"/>
-                <w:lang w:val="en-US"/>
-              </w:rPr>
-            </w:pPr>
-            <w:r>
-              <w:rPr>
-                <w:b/>
-                <w:bCs/>
-                <w:color w:val="202124"/>
-                <w:lang w:val="en-US"/>
-              </w:rPr>
-              <w:t>File Delivery</w:t>
-            </w:r>
-          </w:p>
-          <w:p>
-            <w:pPr>
-              <w:widowControl w:val="0"/>
-              <w:shd w:val="clear" w:color="auto" w:fill="FFFFFF"/>
-              <w:spacing w:after="0" w:line="240" w:lineRule="auto"/>
-              <w:rPr>
-                <w:color w:val="202124"/>
-                <w:lang w:val="en-US"/>
-              </w:rPr>
-            </w:pPr>
-            <w:r>
-              <w:rPr>
-                <w:color w:val="202124"/>
-                <w:lang w:val="en-US"/>
-              </w:rPr>
-              <w:t>The high-resolution artwork will be delivered via Gmail after the remaining balance has been paid in full.</w:t>
-            </w:r>
-          </w:p>
-          <w:p>
-            <w:pPr>
-              <w:widowControl w:val="0"/>
-              <w:shd w:val="clear" w:color="auto" w:fill="FFFFFF"/>
-              <w:spacing w:after="0" w:line="240" w:lineRule="auto"/>
-              <w:rPr>
-                <w:color w:val="202124"/>
-                <w:lang w:val="en-US"/>
-              </w:rPr>
-            </w:pPr>
-            <w:r>
-              <w:rPr>
-                <w:color w:val="202124"/>
-                <w:lang w:val="en-US"/>
-              </w:rPr>
-              <w:t>For commissions submitted through this form, all communication and file delivery will be handled via Gmail.</w:t>
-            </w:r>
-          </w:p>
-          <w:p>
-            <w:pPr>
-              <w:widowControl w:val="0"/>
-              <w:pBdr>
-                <w:top w:val="nil"/>
-                <w:left w:val="nil"/>
-                <w:bottom w:val="nil"/>
-                <w:right w:val="nil"/>
-                <w:between w:val="nil"/>
-              </w:pBdr>
-              <w:spacing w:after="0" w:line="240" w:lineRule="auto"/>
-              <w:rPr>
-                <w:rFonts w:ascii="Calibri" w:eastAsia="Calibri" w:hAnsi="Calibri" w:cs="Calibri"/>
-                <w:b/>
-                <w:bCs/>
-                <w:color w:val="4F81BD"/>
-                <w:sz w:val="26"/>
-                <w:szCs w:val="26"/>
-              </w:rPr>
-            </w:pPr>
-          </w:p>
-        </w:tc>
-      </w:tr>
-      <w:tr>
-        <w:tc>
-          <w:tcPr>
-            <w:tcW w:w="4320" w:type="dxa"/>
-            <w:shd w:val="clear" w:color="auto" w:fill="auto"/>
-            <w:tcMar>
-              <w:top w:w="100" w:type="dxa"/>
-              <w:left w:w="100" w:type="dxa"/>
-              <w:bottom w:w="100" w:type="dxa"/>
-              <w:right w:w="100" w:type="dxa"/>
-            </w:tcMar>
-          </w:tcPr>
-          <w:p>
-            <w:pPr>
-              <w:widowControl w:val="0"/>
-              <w:pBdr>
-                <w:top w:val="nil"/>
-                <w:left w:val="nil"/>
-                <w:bottom w:val="nil"/>
-                <w:right w:val="nil"/>
-                <w:between w:val="nil"/>
-              </w:pBdr>
-              <w:spacing w:after="0" w:line="240" w:lineRule="auto"/>
-            </w:pPr>
-            <w:r>
-              <w:lastRenderedPageBreak/>
-              <w:t>Other notes</w:t>
-            </w:r>
-          </w:p>
-        </w:tc>
-        <w:tc>
-          <w:tcPr>
-            <w:tcW w:w="5685" w:type="dxa"/>
-            <w:shd w:val="clear" w:color="auto" w:fill="auto"/>
-            <w:tcMar>
-              <w:top w:w="100" w:type="dxa"/>
-              <w:left w:w="100" w:type="dxa"/>
-              <w:bottom w:w="100" w:type="dxa"/>
-              <w:right w:w="100" w:type="dxa"/>
-            </w:tcMar>
-          </w:tcPr>
-          <w:p>
-            <w:pPr>
-              <w:widowControl w:val="0"/>
-              <w:pBdr>
-                <w:top w:val="nil"/>
-                <w:left w:val="nil"/>
-                <w:bottom w:val="nil"/>
-                <w:right w:val="nil"/>
-                <w:between w:val="nil"/>
-              </w:pBdr>
-              <w:spacing w:after="0" w:line="240" w:lineRule="auto"/>
-              <w:rPr>
-                <w:rFonts w:ascii="Calibri" w:eastAsia="Calibri" w:hAnsi="Calibri" w:cs="Calibri"/>
-                <w:b/>
-                <w:bCs/>
-                <w:color w:val="4F81BD"/>
-                <w:sz w:val="26"/>
-                <w:szCs w:val="26"/>
-              </w:rPr>
-            </w:pPr>
-          </w:p>
-        </w:tc>
-      </w:tr>
     </w:tbl>
     <w:p>
       <w:pPr>
         <w:pStyle w:val="2"/>
-      </w:pPr>
+        <w:spacing w:after="60"/>
+      </w:pPr>
+      <w:r>
+        <w:t>4. Commission Process &amp; Revision Policy</w:t>
+      </w:r>
+    </w:p>
+    <w:p>
+      <w:pPr>
+        <w:pStyle w:val="3"/>
+        <w:spacing w:before="140" w:after="60"/>
+      </w:pPr>
+      <w:r>
+        <w:t>Commission Process</w:t>
+      </w:r>
+    </w:p>
+    <w:p>
+      <w:pPr>
+        <w:pStyle w:val="CommissionStep"/>
+        <w:spacing w:after="20"/>
+      </w:pPr>
+      <w:r>
+        <w:t>Complete this form and email it to angel.setsuna.drawing@gmail.com.</w:t>
+      </w:r>
+    </w:p>
+    <w:p>
+      <w:pPr>
+        <w:pStyle w:val="CommissionStep"/>
+        <w:spacing w:after="20"/>
+      </w:pPr>
+      <w:r>
+        <w:t>I will contact you via Gmail with your estimated completion month.</w:t>
+      </w:r>
+    </w:p>
+    <w:p>
+      <w:pPr>
+        <w:pStyle w:val="CommissionStep"/>
+        <w:spacing w:after="20"/>
+      </w:pPr>
+      <w:r>
+        <w:t>When your slot is ready, we will confirm the details and you will pay a 50% deposit.</w:t>
+      </w:r>
+    </w:p>
+    <w:p>
+      <w:pPr>
+        <w:pStyle w:val="CommissionStep"/>
+        <w:spacing w:after="20"/>
+      </w:pPr>
+      <w:r>
+        <w:t>I will create the sketch.</w:t>
+      </w:r>
+    </w:p>
+    <w:p>
+      <w:pPr>
+        <w:pStyle w:val="CommissionStep"/>
+        <w:spacing w:after="20"/>
+      </w:pPr>
+      <w:r>
+        <w:t>Review the sketch (includes up to 3 free revisions).</w:t>
+      </w:r>
+    </w:p>
+    <w:p>
+      <w:pPr>
+        <w:pStyle w:val="CommissionStep"/>
+        <w:spacing w:after="20"/>
+      </w:pPr>
+      <w:r>
+        <w:t>Pay the remaining balance.</w:t>
+      </w:r>
+    </w:p>
+    <w:p>
+      <w:pPr>
+        <w:pStyle w:val="CommissionStep"/>
+        <w:spacing w:after="20"/>
+      </w:pPr>
+      <w:r>
+        <w:t>Review the final artwork (includes 1 free revision).</w:t>
+      </w:r>
+    </w:p>
+    <w:p>
+      <w:pPr>
+        <w:pStyle w:val="CommissionStep"/>
+        <w:spacing w:after="20"/>
+      </w:pPr>
+      <w:r>
+        <w:t>After the remaining balance is confirmed, I will deliver the high-resolution files via Gmail.</w:t>
+      </w:r>
+    </w:p>
+    <w:p>
+      <w:pPr>
+        <w:pStyle w:val="3"/>
+        <w:spacing w:before="140" w:after="60"/>
+      </w:pPr>
+      <w:r>
+        <w:lastRenderedPageBreak/>
+        <w:t>Queue, Cancellations &amp; Refunds</w:t>
+      </w:r>
+    </w:p>
+    <w:p>
+      <w:pPr>
+        <w:spacing w:after="80" w:line="240" w:lineRule="auto"/>
+      </w:pPr>
+      <w:r>
+        <w:t>Your commission slot is reserved once the deposit has been received. The deposit is non-refundable once paid. You may cancel before sketch approval, but the deposit will not be refunded. After sketch approval, cancellations and refunds are not accepted.</w:t>
+      </w:r>
+    </w:p>
+    <w:p>
+      <w:pPr>
+        <w:pStyle w:val="3"/>
+        <w:spacing w:before="140" w:after="60"/>
+      </w:pPr>
+      <w:r>
+        <w:t>Turnaround Time</w:t>
+      </w:r>
+    </w:p>
+    <w:p>
+      <w:pPr>
+        <w:spacing w:after="80" w:line="240" w:lineRule="auto"/>
+      </w:pPr>
+      <w:r>
+        <w:t>Commissions are completed in queue order. Your estimated completion month will be confirmed via Gmail before work begins. If you take longer than 72 hours to reply during the commission process, the delivery schedule may be delayed accordingly.</w:t>
+      </w:r>
+    </w:p>
+    <w:p>
+      <w:pPr>
+        <w:pStyle w:val="3"/>
+        <w:spacing w:before="140" w:after="60"/>
+      </w:pPr>
+      <w:r>
+        <w:t>Sketch Revisions (3 Free)</w:t>
+      </w:r>
+    </w:p>
+    <w:p>
+      <w:pPr>
+        <w:spacing w:after="80" w:line="240" w:lineRule="auto"/>
+      </w:pPr>
+      <w:r>
+        <w:t>Up to 3 free sketch revisions are included and are limited to minor adjustments such as:</w:t>
+      </w:r>
+    </w:p>
+    <w:p>
+      <w:pPr>
+        <w:pStyle w:val="CommissionItem"/>
+        <w:spacing w:after="20"/>
+      </w:pPr>
+      <w:r>
+        <w:t>Pose refinements</w:t>
+      </w:r>
+    </w:p>
+    <w:p>
+      <w:pPr>
+        <w:pStyle w:val="CommissionItem"/>
+        <w:spacing w:after="20"/>
+      </w:pPr>
+      <w:r>
+        <w:t>Facial expression adjustments</w:t>
+      </w:r>
+    </w:p>
+    <w:p>
+      <w:pPr>
+        <w:pStyle w:val="CommissionItem"/>
+        <w:spacing w:after="20"/>
+      </w:pPr>
+      <w:r>
+        <w:t>Clothing detail adjustments</w:t>
+      </w:r>
+    </w:p>
+    <w:p>
+      <w:pPr>
+        <w:spacing w:after="80" w:line="240" w:lineRule="auto"/>
+      </w:pPr>
+      <w:r>
+        <w:t>Changing the character or significantly altering the composition or pose may require an additional redraw fee. Additional revisions beyond the free limit will be charged US$10–50 per revision, depending on complexity.</w:t>
+      </w:r>
+    </w:p>
+    <w:p>
+      <w:pPr>
+        <w:pStyle w:val="3"/>
+        <w:spacing w:before="140" w:after="60"/>
+      </w:pPr>
+      <w:r>
+        <w:t>Final Artwork Revision (1 Free)</w:t>
+      </w:r>
+    </w:p>
+    <w:p>
+      <w:pPr>
+        <w:spacing w:after="80" w:line="240" w:lineRule="auto"/>
+      </w:pPr>
+      <w:r>
+        <w:t>One free minor revision is included after the artwork is completed and is limited to:</w:t>
+      </w:r>
+    </w:p>
+    <w:p>
+      <w:pPr>
+        <w:pStyle w:val="CommissionItem"/>
+        <w:spacing w:after="20"/>
+      </w:pPr>
+      <w:r>
+        <w:t>Minor color adjustments</w:t>
+      </w:r>
+    </w:p>
+    <w:p>
+      <w:pPr>
+        <w:pStyle w:val="CommissionItem"/>
+        <w:spacing w:after="20"/>
+      </w:pPr>
+      <w:r>
+        <w:t>Minor adjustments to accessories or details</w:t>
+      </w:r>
+    </w:p>
+    <w:p>
+      <w:pPr>
+        <w:spacing w:after="80" w:line="240" w:lineRule="auto"/>
+      </w:pPr>
+      <w:r>
+        <w:t>Major changes to the line art, pose, or composition cannot be made at this stage. Additional revisions beyond the free limit will be charged US$10–50 per revision, depending on complexity.</w:t>
+      </w:r>
+    </w:p>
+    <w:p>
+      <w:pPr>
+        <w:pStyle w:val="3"/>
+        <w:spacing w:before="140" w:after="60"/>
+      </w:pPr>
+      <w:r>
+        <w:t>Artist Errors</w:t>
+      </w:r>
+    </w:p>
+    <w:p>
+      <w:pPr>
+        <w:spacing w:after="80" w:line="240" w:lineRule="auto"/>
+      </w:pPr>
+      <w:r>
+        <w:t>If I make a mistake or leave out a previously confirmed detail, I will correct it free of charge. These corrections will not count toward your free revision limit.</w:t>
+      </w:r>
+    </w:p>
+    <w:p>
+      <w:pPr>
+        <w:pStyle w:val="3"/>
+        <w:spacing w:before="140" w:after="60"/>
+      </w:pPr>
+      <w:r>
+        <w:t>File Delivery</w:t>
+      </w:r>
+    </w:p>
+    <w:p>
+      <w:pPr>
+        <w:spacing w:after="80" w:line="240" w:lineRule="auto"/>
+      </w:pPr>
+      <w:r>
+        <w:t>High-resolution files will be delivered via Gmail after the remaining balance has been paid in full. All communication and file delivery for commissions submitted through this form will be handled via Gmail.</w:t>
+      </w:r>
     </w:p>
     <w:p>
       <w:pPr>
         <w:pStyle w:val="2"/>
       </w:pPr>
-    </w:p>
-    <w:p>
-      <w:pPr>
-        <w:pStyle w:val="2"/>
-      </w:pPr>
-      <w:r>
-        <w:t>4. Terms &amp; Conditions</w:t>
+      <w:r>
+        <w:t>5. Terms &amp; Conditions</w:t>
       </w:r>
     </w:p>
     <w:p/>
@@ -1887,19 +1097,12 @@
       <w:r>
         <w:rPr>
           <w:b/>
-          <w:bCs/>
         </w:rPr>
         <w:t>Copyright</w:t>
       </w:r>
       <w:r>
-        <w:rPr>
-          <w:b/>
-          <w:bCs/>
-        </w:rPr>
         <w:br/>
-      </w:r>
-      <w:r>
-        <w:t xml:space="preserve">  The copyright of the finished work remains with the artist. The client receives a usage license for the agreed purpose only and may not transfer, resell, or claim it as their own.</w:t>
+        <w:t>Copyright in the finished artwork remains with the artist. The client receives a usage license for the agreed purpose only and may not transfer, resell, or claim the artwork as their own creation.</w:t>
       </w:r>
     </w:p>
     <w:p>
@@ -1912,23 +1115,12 @@
       <w:r>
         <w:rPr>
           <w:b/>
-          <w:bCs/>
         </w:rPr>
-        <w:t>Scope of license</w:t>
-      </w:r>
-      <w:r>
-        <w:rPr>
-          <w:b/>
-          <w:bCs/>
-        </w:rPr>
+        <w:t>Scope of License</w:t>
+      </w:r>
+      <w:r>
         <w:br/>
-      </w:r>
-      <w:r>
-        <w:t xml:space="preserve">  The license is limited to the purpose agreed by both parties (stream thumbnails, social-media promotion, event use, etc.). To expand the scope later (merchandise, publishing, advertising, etc.), please discuss licensing and additional fees in advance.</w:t>
-      </w:r>
-      <w:r>
-        <w:br/>
-        <w:t xml:space="preserve">         </w:t>
+        <w:t>The license is limited to the purposes agreed upon by both parties, such as stream thumbnails, social media promotion, or event use. Please contact me in advance to discuss additional licensing and fees if you later wish to use the artwork for merchandise, publishing, advertising, or another expanded purpose.</w:t>
       </w:r>
     </w:p>
     <w:p>
@@ -1941,27 +1133,36 @@
       <w:r>
         <w:rPr>
           <w:b/>
-          <w:bCs/>
         </w:rPr>
-        <w:t>Usage rules</w:t>
-      </w:r>
-      <w:r>
-        <w:rPr>
-          <w:b/>
-          <w:bCs/>
-        </w:rPr>
-        <w:br/>
-      </w:r>
-      <w:r>
-        <w:t xml:space="preserve">  - Credit the artist's name or account (e.g., @artist) when using the work publicly. - Do not use it for hate speech, political, illegal, or discriminatory content. - Do not use it for AI training, NFTs, or blockchain purposes.</w:t>
-      </w:r>
-      <w:r>
-        <w:br/>
-        <w:t xml:space="preserve">         </w:t>
-      </w:r>
-      <w:r>
-        <w:br/>
-        <w:t xml:space="preserve">         </w:t>
+        <w:lastRenderedPageBreak/>
+        <w:t>Usage Rules</w:t>
+      </w:r>
+    </w:p>
+    <w:p>
+      <w:pPr>
+        <w:pStyle w:val="CommissionItem"/>
+        <w:spacing w:after="20"/>
+      </w:pPr>
+      <w:r>
+        <w:t>Credit the artist's name or account (e.g., @artist) when using the artwork publicly.</w:t>
+      </w:r>
+    </w:p>
+    <w:p>
+      <w:pPr>
+        <w:pStyle w:val="CommissionItem"/>
+        <w:spacing w:after="20"/>
+      </w:pPr>
+      <w:r>
+        <w:t>Do not use the artwork for hateful, political, illegal, or discriminatory content.</w:t>
+      </w:r>
+    </w:p>
+    <w:p>
+      <w:pPr>
+        <w:pStyle w:val="CommissionItem"/>
+        <w:spacing w:after="20"/>
+      </w:pPr>
+      <w:r>
+        <w:t>Do not use the artwork for AI training, NFTs, or blockchain-related purposes.</w:t>
       </w:r>
     </w:p>
     <w:p>
@@ -1975,19 +1176,12 @@
       <w:r>
         <w:rPr>
           <w:b/>
-          <w:bCs/>
         </w:rPr>
-        <w:t>File delivery</w:t>
-      </w:r>
-      <w:r>
-        <w:rPr>
-          <w:b/>
-          <w:bCs/>
-        </w:rPr>
+        <w:t>File Delivery</w:t>
+      </w:r>
+      <w:r>
         <w:br/>
-      </w:r>
-      <w:r>
-        <w:t xml:space="preserve">  High-resolution JPG / PNG is delivered on completion. PSD is provided only on special request (please let me know in advance).</w:t>
+        <w:t>High-resolution JPG and/or PNG files will be delivered upon completion. A PSD file is available only by prior arrangement.</w:t>
       </w:r>
     </w:p>
     <w:p>
@@ -2000,20 +1194,12 @@
       <w:r>
         <w:rPr>
           <w:b/>
-          <w:bCs/>
         </w:rPr>
-        <w:lastRenderedPageBreak/>
-        <w:t>Cancellation &amp; refunds</w:t>
-      </w:r>
-      <w:r>
-        <w:rPr>
-          <w:b/>
-          <w:bCs/>
-        </w:rPr>
+        <w:t>Cancellation &amp; Refunds</w:t>
+      </w:r>
+      <w:r>
         <w:br/>
-      </w:r>
-      <w:r>
-        <w:t xml:space="preserve">  No full refund is available after rough approval. If cancelled, the deposit is non-refundable.</w:t>
+        <w:t>The deposit is non-refundable once paid. You may cancel before sketch approval, but the deposit will not be refunded. After sketch approval, cancellations and refunds are not accepted.</w:t>
       </w:r>
     </w:p>
     <w:sectPr>
@@ -2026,9 +1212,78 @@
 </w:document>
 </file>
 
+<file path=word/endnotes.xml><?xml version="1.0" encoding="utf-8"?>
+<w:endnotes xmlns:wpc="http://schemas.microsoft.com/office/word/2010/wordprocessingCanvas" xmlns:cx="http://schemas.microsoft.com/office/drawing/2014/chartex" xmlns:cx1="http://schemas.microsoft.com/office/drawing/2015/9/8/chartex" xmlns:cx2="http://schemas.microsoft.com/office/drawing/2015/10/21/chartex" xmlns:cx3="http://schemas.microsoft.com/office/drawing/2016/5/9/chartex" xmlns:cx4="http://schemas.microsoft.com/office/drawing/2016/5/10/chartex" xmlns:cx5="http://schemas.microsoft.com/office/drawing/2016/5/11/chartex" xmlns:cx6="http://schemas.microsoft.com/office/drawing/2016/5/12/chartex" xmlns:cx7="http://schemas.microsoft.com/office/drawing/2016/5/13/chartex" xmlns:cx8="http://schemas.microsoft.com/office/drawing/2016/5/14/chartex" xmlns:mc="http://schemas.openxmlformats.org/markup-compatibility/2006" xmlns:aink="http://schemas.microsoft.com/office/drawing/2016/ink" xmlns:am3d="http://schemas.microsoft.com/office/drawing/2017/model3d" xmlns:o="urn:schemas-microsoft-com:office:office" xmlns:oel="http://schemas.microsoft.com/office/2019/extlst" xmlns:r="http://schemas.openxmlformats.org/officeDocument/2006/relationships" xmlns:m="http://schemas.openxmlformats.org/officeDocument/2006/math" xmlns:v="urn:schemas-microsoft-com:vml" xmlns:wp14="http://schemas.microsoft.com/office/word/2010/wordprocessingDrawing" xmlns:wp="http://schemas.openxmlformats.org/drawingml/2006/wordprocessingDrawing" xmlns:w10="urn:schemas-microsoft-com:office:word" xmlns:w="http://schemas.openxmlformats.org/wordprocessingml/2006/main" xmlns:w14="http://schemas.microsoft.com/office/word/2010/wordml" xmlns:w15="http://schemas.microsoft.com/office/word/2012/wordml" xmlns:w16cex="http://schemas.microsoft.com/office/word/2018/wordml/cex" xmlns:w16cid="http://schemas.microsoft.com/office/word/2016/wordml/cid" xmlns:w16="http://schemas.microsoft.com/office/word/2018/wordml" xmlns:w16sdtdh="http://schemas.microsoft.com/office/word/2020/wordml/sdtdatahash" xmlns:w16se="http://schemas.microsoft.com/office/word/2015/wordml/symex" xmlns:wpg="http://schemas.microsoft.com/office/word/2010/wordprocessingGroup" xmlns:wpi="http://schemas.microsoft.com/office/word/2010/wordprocessingInk" xmlns:wne="http://schemas.microsoft.com/office/word/2006/wordml" xmlns:wps="http://schemas.microsoft.com/office/word/2010/wordprocessingShape" mc:Ignorable="w14 w15 w16se w16cid w16 w16cex w16sdtdh wp14">
+  <w:endnote w:type="separator" w:id="-1">
+    <w:p>
+      <w:pPr>
+        <w:spacing w:after="0" w:line="240" w:lineRule="auto"/>
+      </w:pPr>
+      <w:r>
+        <w:separator/>
+      </w:r>
+    </w:p>
+  </w:endnote>
+  <w:endnote w:type="continuationSeparator" w:id="0">
+    <w:p>
+      <w:pPr>
+        <w:spacing w:after="0" w:line="240" w:lineRule="auto"/>
+      </w:pPr>
+      <w:r>
+        <w:continuationSeparator/>
+      </w:r>
+    </w:p>
+  </w:endnote>
+</w:endnotes>
+</file>
+
+<file path=word/footnotes.xml><?xml version="1.0" encoding="utf-8"?>
+<w:footnotes xmlns:wpc="http://schemas.microsoft.com/office/word/2010/wordprocessingCanvas" xmlns:cx="http://schemas.microsoft.com/office/drawing/2014/chartex" xmlns:cx1="http://schemas.microsoft.com/office/drawing/2015/9/8/chartex" xmlns:cx2="http://schemas.microsoft.com/office/drawing/2015/10/21/chartex" xmlns:cx3="http://schemas.microsoft.com/office/drawing/2016/5/9/chartex" xmlns:cx4="http://schemas.microsoft.com/office/drawing/2016/5/10/chartex" xmlns:cx5="http://schemas.microsoft.com/office/drawing/2016/5/11/chartex" xmlns:cx6="http://schemas.microsoft.com/office/drawing/2016/5/12/chartex" xmlns:cx7="http://schemas.microsoft.com/office/drawing/2016/5/13/chartex" xmlns:cx8="http://schemas.microsoft.com/office/drawing/2016/5/14/chartex" xmlns:mc="http://schemas.openxmlformats.org/markup-compatibility/2006" xmlns:aink="http://schemas.microsoft.com/office/drawing/2016/ink" xmlns:am3d="http://schemas.microsoft.com/office/drawing/2017/model3d" xmlns:o="urn:schemas-microsoft-com:office:office" xmlns:oel="http://schemas.microsoft.com/office/2019/extlst" xmlns:r="http://schemas.openxmlformats.org/officeDocument/2006/relationships" xmlns:m="http://schemas.openxmlformats.org/officeDocument/2006/math" xmlns:v="urn:schemas-microsoft-com:vml" xmlns:wp14="http://schemas.microsoft.com/office/word/2010/wordprocessingDrawing" xmlns:wp="http://schemas.openxmlformats.org/drawingml/2006/wordprocessingDrawing" xmlns:w10="urn:schemas-microsoft-com:office:word" xmlns:w="http://schemas.openxmlformats.org/wordprocessingml/2006/main" xmlns:w14="http://schemas.microsoft.com/office/word/2010/wordml" xmlns:w15="http://schemas.microsoft.com/office/word/2012/wordml" xmlns:w16cex="http://schemas.microsoft.com/office/word/2018/wordml/cex" xmlns:w16cid="http://schemas.microsoft.com/office/word/2016/wordml/cid" xmlns:w16="http://schemas.microsoft.com/office/word/2018/wordml" xmlns:w16sdtdh="http://schemas.microsoft.com/office/word/2020/wordml/sdtdatahash" xmlns:w16se="http://schemas.microsoft.com/office/word/2015/wordml/symex" xmlns:wpg="http://schemas.microsoft.com/office/word/2010/wordprocessingGroup" xmlns:wpi="http://schemas.microsoft.com/office/word/2010/wordprocessingInk" xmlns:wne="http://schemas.microsoft.com/office/word/2006/wordml" xmlns:wps="http://schemas.microsoft.com/office/word/2010/wordprocessingShape" mc:Ignorable="w14 w15 w16se w16cid w16 w16cex w16sdtdh wp14">
+  <w:footnote w:type="separator" w:id="-1">
+    <w:p>
+      <w:pPr>
+        <w:spacing w:after="0" w:line="240" w:lineRule="auto"/>
+      </w:pPr>
+      <w:r>
+        <w:separator/>
+      </w:r>
+    </w:p>
+  </w:footnote>
+  <w:footnote w:type="continuationSeparator" w:id="0">
+    <w:p>
+      <w:pPr>
+        <w:spacing w:after="0" w:line="240" w:lineRule="auto"/>
+      </w:pPr>
+      <w:r>
+        <w:continuationSeparator/>
+      </w:r>
+    </w:p>
+  </w:footnote>
+</w:footnotes>
+</file>
+
 <file path=word/numbering.xml><?xml version="1.0" encoding="utf-8"?>
 <w:numbering xmlns:wpc="http://schemas.microsoft.com/office/word/2010/wordprocessingCanvas" xmlns:cx="http://schemas.microsoft.com/office/drawing/2014/chartex" xmlns:cx1="http://schemas.microsoft.com/office/drawing/2015/9/8/chartex" xmlns:cx2="http://schemas.microsoft.com/office/drawing/2015/10/21/chartex" xmlns:cx3="http://schemas.microsoft.com/office/drawing/2016/5/9/chartex" xmlns:cx4="http://schemas.microsoft.com/office/drawing/2016/5/10/chartex" xmlns:cx5="http://schemas.microsoft.com/office/drawing/2016/5/11/chartex" xmlns:cx6="http://schemas.microsoft.com/office/drawing/2016/5/12/chartex" xmlns:cx7="http://schemas.microsoft.com/office/drawing/2016/5/13/chartex" xmlns:cx8="http://schemas.microsoft.com/office/drawing/2016/5/14/chartex" xmlns:mc="http://schemas.openxmlformats.org/markup-compatibility/2006" xmlns:aink="http://schemas.microsoft.com/office/drawing/2016/ink" xmlns:am3d="http://schemas.microsoft.com/office/drawing/2017/model3d" xmlns:o="urn:schemas-microsoft-com:office:office" xmlns:oel="http://schemas.microsoft.com/office/2019/extlst" xmlns:r="http://schemas.openxmlformats.org/officeDocument/2006/relationships" xmlns:m="http://schemas.openxmlformats.org/officeDocument/2006/math" xmlns:v="urn:schemas-microsoft-com:vml" xmlns:wp14="http://schemas.microsoft.com/office/word/2010/wordprocessingDrawing" xmlns:wp="http://schemas.openxmlformats.org/drawingml/2006/wordprocessingDrawing" xmlns:w10="urn:schemas-microsoft-com:office:word" xmlns:w="http://schemas.openxmlformats.org/wordprocessingml/2006/main" xmlns:w14="http://schemas.microsoft.com/office/word/2010/wordml" xmlns:w15="http://schemas.microsoft.com/office/word/2012/wordml" xmlns:w16cex="http://schemas.microsoft.com/office/word/2018/wordml/cex" xmlns:w16cid="http://schemas.microsoft.com/office/word/2016/wordml/cid" xmlns:w16="http://schemas.microsoft.com/office/word/2018/wordml" xmlns:w16sdtdh="http://schemas.microsoft.com/office/word/2020/wordml/sdtdatahash" xmlns:w16se="http://schemas.microsoft.com/office/word/2015/wordml/symex" xmlns:wpg="http://schemas.microsoft.com/office/word/2010/wordprocessingGroup" xmlns:wpi="http://schemas.microsoft.com/office/word/2010/wordprocessingInk" xmlns:wne="http://schemas.microsoft.com/office/word/2006/wordml" xmlns:wps="http://schemas.microsoft.com/office/word/2010/wordprocessingShape" mc:Ignorable="w14 w15 w16se w16cid w16 w16cex w16sdtdh wp14">
   <w:abstractNum w:abstractNumId="0" w15:restartNumberingAfterBreak="0">
+    <w:nsid w:val="8B2C3D4E"/>
+    <w:multiLevelType w:val="singleLevel"/>
+    <w:tmpl w:val="AD4E5F60"/>
+    <w:lvl w:ilvl="0">
+      <w:start w:val="1"/>
+      <w:numFmt w:val="decimal"/>
+      <w:lvlRestart w:val="0"/>
+      <w:pStyle w:val="CommissionStep"/>
+      <w:lvlText w:val="%1."/>
+      <w:lvlJc w:val="left"/>
+      <w:pPr>
+        <w:tabs>
+          <w:tab w:val="num" w:pos="360"/>
+        </w:tabs>
+        <w:ind w:left="360" w:hanging="180"/>
+      </w:pPr>
+    </w:lvl>
+  </w:abstractNum>
+  <w:abstractNum w:abstractNumId="1" w15:restartNumberingAfterBreak="0">
     <w:nsid w:val="0A440A8E"/>
     <w:multiLevelType w:val="multilevel"/>
     <w:tmpl w:val="2DA8E4DA"/>
@@ -2144,7 +1399,7 @@
       </w:rPr>
     </w:lvl>
   </w:abstractNum>
-  <w:abstractNum w:abstractNumId="1" w15:restartNumberingAfterBreak="0">
+  <w:abstractNum w:abstractNumId="2" w15:restartNumberingAfterBreak="0">
     <w:nsid w:val="3DF531E0"/>
     <w:multiLevelType w:val="multilevel"/>
     <w:tmpl w:val="4EC65CDA"/>
@@ -2293,7 +1548,7 @@
       </w:rPr>
     </w:lvl>
   </w:abstractNum>
-  <w:abstractNum w:abstractNumId="2" w15:restartNumberingAfterBreak="0">
+  <w:abstractNum w:abstractNumId="3" w15:restartNumberingAfterBreak="0">
     <w:nsid w:val="438B6151"/>
     <w:multiLevelType w:val="multilevel"/>
     <w:tmpl w:val="75B4FE66"/>
@@ -2382,7 +1637,7 @@
       </w:pPr>
     </w:lvl>
   </w:abstractNum>
-  <w:abstractNum w:abstractNumId="3" w15:restartNumberingAfterBreak="0">
+  <w:abstractNum w:abstractNumId="4" w15:restartNumberingAfterBreak="0">
     <w:nsid w:val="4CD26763"/>
     <w:multiLevelType w:val="multilevel"/>
     <w:tmpl w:val="000C0EE4"/>
@@ -2531,7 +1786,7 @@
       </w:rPr>
     </w:lvl>
   </w:abstractNum>
-  <w:abstractNum w:abstractNumId="4" w15:restartNumberingAfterBreak="0">
+  <w:abstractNum w:abstractNumId="5" w15:restartNumberingAfterBreak="0">
     <w:nsid w:val="621D36D4"/>
     <w:multiLevelType w:val="multilevel"/>
     <w:tmpl w:val="5CEC2FEE"/>
@@ -2644,20 +1899,8 @@
       </w:rPr>
     </w:lvl>
   </w:abstractNum>
-  <w:num w:numId="1" w16cid:durableId="897741080">
-    <w:abstractNumId w:val="4"/>
-  </w:num>
-  <w:num w:numId="2" w16cid:durableId="229972491">
-    <w:abstractNumId w:val="2"/>
-  </w:num>
-  <w:num w:numId="3" w16cid:durableId="549270910">
+  <w:num w:numId="1" w16cid:durableId="1910991386">
     <w:abstractNumId w:val="0"/>
-  </w:num>
-  <w:num w:numId="4" w16cid:durableId="1355351932">
-    <w:abstractNumId w:val="1"/>
-  </w:num>
-  <w:num w:numId="5" w16cid:durableId="1308706359">
-    <w:abstractNumId w:val="3"/>
   </w:num>
 </w:numbering>
 </file>
@@ -3060,6 +2303,10 @@
   <w:style w:type="paragraph" w:default="1" w:styleId="a">
     <w:name w:val="Normal"/>
     <w:qFormat/>
+    <w:rPr>
+      <w:rFonts w:ascii="Aptos" w:eastAsia="Aptos" w:hAnsi="Aptos"/>
+      <w:sz w:val="21"/>
+    </w:rPr>
   </w:style>
   <w:style w:type="paragraph" w:styleId="1">
     <w:name w:val="heading 1"/>
@@ -3074,7 +2321,7 @@
       <w:outlineLvl w:val="0"/>
     </w:pPr>
     <w:rPr>
-      <w:rFonts w:ascii="Calibri" w:eastAsia="Calibri" w:hAnsi="Calibri" w:cs="Calibri"/>
+      <w:rFonts w:cs="Calibri"/>
       <w:b/>
       <w:bCs/>
       <w:color w:val="366091"/>
@@ -3096,7 +2343,7 @@
       <w:outlineLvl w:val="1"/>
     </w:pPr>
     <w:rPr>
-      <w:rFonts w:ascii="Calibri" w:eastAsia="Calibri" w:hAnsi="Calibri" w:cs="Calibri"/>
+      <w:rFonts w:cs="Calibri"/>
       <w:b/>
       <w:bCs/>
       <w:color w:val="4F81BD"/>
@@ -3119,7 +2366,7 @@
       <w:outlineLvl w:val="2"/>
     </w:pPr>
     <w:rPr>
-      <w:rFonts w:ascii="Calibri" w:eastAsia="Calibri" w:hAnsi="Calibri" w:cs="Calibri"/>
+      <w:rFonts w:cs="Calibri"/>
       <w:b/>
       <w:bCs/>
       <w:color w:val="4F81BD"/>
@@ -3191,6 +2438,7 @@
   <w:style w:type="character" w:default="1" w:styleId="a0">
     <w:name w:val="Default Paragraph Font"/>
     <w:uiPriority w:val="1"/>
+    <w:semiHidden/>
     <w:unhideWhenUsed/>
   </w:style>
   <w:style w:type="table" w:default="1" w:styleId="a1">
@@ -3295,6 +2543,84 @@
       <w:tblStyleRowBandSize w:val="1"/>
       <w:tblStyleColBandSize w:val="1"/>
     </w:tblPr>
+  </w:style>
+  <w:style w:type="paragraph" w:customStyle="1" w:styleId="CommissionStep">
+    <w:name w:val="Commission Step"/>
+    <w:basedOn w:val="a"/>
+    <w:pPr>
+      <w:numPr>
+        <w:numId w:val="1"/>
+      </w:numPr>
+    </w:pPr>
+  </w:style>
+  <w:style w:type="paragraph" w:customStyle="1" w:styleId="CommissionItem">
+    <w:name w:val="Commission Item"/>
+    <w:basedOn w:val="a"/>
+    <w:pPr>
+      <w:ind w:left="360"/>
+    </w:pPr>
+  </w:style>
+  <w:style w:type="paragraph" w:styleId="a8">
+    <w:name w:val="header"/>
+    <w:basedOn w:val="a"/>
+    <w:link w:val="a9"/>
+    <w:uiPriority w:val="99"/>
+    <w:unhideWhenUsed/>
+    <w:rsid w:val="00720F5A"/>
+    <w:pPr>
+      <w:tabs>
+        <w:tab w:val="center" w:pos="4153"/>
+        <w:tab w:val="right" w:pos="8306"/>
+      </w:tabs>
+      <w:snapToGrid w:val="0"/>
+    </w:pPr>
+    <w:rPr>
+      <w:sz w:val="20"/>
+      <w:szCs w:val="20"/>
+    </w:rPr>
+  </w:style>
+  <w:style w:type="character" w:customStyle="1" w:styleId="a9">
+    <w:name w:val="頁首 字元"/>
+    <w:basedOn w:val="a0"/>
+    <w:link w:val="a8"/>
+    <w:uiPriority w:val="99"/>
+    <w:rsid w:val="00720F5A"/>
+    <w:rPr>
+      <w:rFonts w:ascii="Aptos" w:eastAsia="Aptos" w:hAnsi="Aptos"/>
+      <w:sz w:val="20"/>
+      <w:szCs w:val="20"/>
+    </w:rPr>
+  </w:style>
+  <w:style w:type="paragraph" w:styleId="aa">
+    <w:name w:val="footer"/>
+    <w:basedOn w:val="a"/>
+    <w:link w:val="ab"/>
+    <w:uiPriority w:val="99"/>
+    <w:unhideWhenUsed/>
+    <w:rsid w:val="00720F5A"/>
+    <w:pPr>
+      <w:tabs>
+        <w:tab w:val="center" w:pos="4153"/>
+        <w:tab w:val="right" w:pos="8306"/>
+      </w:tabs>
+      <w:snapToGrid w:val="0"/>
+    </w:pPr>
+    <w:rPr>
+      <w:sz w:val="20"/>
+      <w:szCs w:val="20"/>
+    </w:rPr>
+  </w:style>
+  <w:style w:type="character" w:customStyle="1" w:styleId="ab">
+    <w:name w:val="頁尾 字元"/>
+    <w:basedOn w:val="a0"/>
+    <w:link w:val="aa"/>
+    <w:uiPriority w:val="99"/>
+    <w:rsid w:val="00720F5A"/>
+    <w:rPr>
+      <w:rFonts w:ascii="Aptos" w:eastAsia="Aptos" w:hAnsi="Aptos"/>
+      <w:sz w:val="20"/>
+      <w:szCs w:val="20"/>
+    </w:rPr>
   </w:style>
 </w:styles>
 </file>

--- a/form/AngelSetsuna_Commission_Form_2026_EN.docx
+++ b/form/AngelSetsuna_Commission_Form_2026_EN.docx
@@ -1120,7 +1120,11 @@
       </w:r>
       <w:r>
         <w:br/>
-        <w:t>The license is limited to the purposes agreed upon by both parties, such as stream thumbnails, social media promotion, or event use. Please contact me in advance to discuss additional licensing and fees if you later wish to use the artwork for merchandise, publishing, advertising, or another expanded purpose.</w:t>
+        <w:t xml:space="preserve">The license is limited to the purposes agreed upon by both parties, such as stream thumbnails, social media promotion, or event use. Please contact me in advance to </w:t>
+      </w:r>
+      <w:r>
+        <w:lastRenderedPageBreak/>
+        <w:t>discuss additional licensing and fees if you later wish to use the artwork for merchandise, publishing, advertising, or another expanded purpose.</w:t>
       </w:r>
     </w:p>
     <w:p>
@@ -1134,7 +1138,6 @@
         <w:rPr>
           <w:b/>
         </w:rPr>
-        <w:lastRenderedPageBreak/>
         <w:t>Usage Rules</w:t>
       </w:r>
     </w:p>
@@ -1144,6 +1147,12 @@
         <w:spacing w:after="20"/>
       </w:pPr>
       <w:r>
+        <w:rPr>
+          <w:rFonts w:asciiTheme="minorEastAsia" w:eastAsiaTheme="minorEastAsia" w:hAnsiTheme="minorEastAsia" w:hint="eastAsia"/>
+        </w:rPr>
+        <w:t xml:space="preserve">      </w:t>
+      </w:r>
+      <w:r>
         <w:t>Credit the artist's name or account (e.g., @artist) when using the artwork publicly.</w:t>
       </w:r>
     </w:p>
@@ -1153,6 +1162,12 @@
         <w:spacing w:after="20"/>
       </w:pPr>
       <w:r>
+        <w:rPr>
+          <w:rFonts w:asciiTheme="minorEastAsia" w:eastAsiaTheme="minorEastAsia" w:hAnsiTheme="minorEastAsia" w:hint="eastAsia"/>
+        </w:rPr>
+        <w:t xml:space="preserve">      </w:t>
+      </w:r>
+      <w:r>
         <w:t>Do not use the artwork for hateful, political, illegal, or discriminatory content.</w:t>
       </w:r>
     </w:p>
@@ -1161,6 +1176,12 @@
         <w:pStyle w:val="CommissionItem"/>
         <w:spacing w:after="20"/>
       </w:pPr>
+      <w:r>
+        <w:rPr>
+          <w:rFonts w:asciiTheme="minorEastAsia" w:eastAsiaTheme="minorEastAsia" w:hAnsiTheme="minorEastAsia" w:hint="eastAsia"/>
+        </w:rPr>
+        <w:t xml:space="preserve">      </w:t>
+      </w:r>
       <w:r>
         <w:t>Do not use the artwork for AI training, NFTs, or blockchain-related purposes.</w:t>
       </w:r>
@@ -1638,6 +1659,119 @@
     </w:lvl>
   </w:abstractNum>
   <w:abstractNum w:abstractNumId="4" w15:restartNumberingAfterBreak="0">
+    <w:nsid w:val="4ADF1FE5"/>
+    <w:multiLevelType w:val="multilevel"/>
+    <w:tmpl w:val="B4B61B72"/>
+    <w:lvl w:ilvl="0">
+      <w:start w:val="1"/>
+      <w:numFmt w:val="decimal"/>
+      <w:lvlText w:val="%1."/>
+      <w:lvlJc w:val="left"/>
+      <w:pPr>
+        <w:tabs>
+          <w:tab w:val="num" w:pos="720"/>
+        </w:tabs>
+        <w:ind w:left="720" w:hanging="720"/>
+      </w:pPr>
+    </w:lvl>
+    <w:lvl w:ilvl="1">
+      <w:start w:val="1"/>
+      <w:numFmt w:val="decimal"/>
+      <w:lvlText w:val="%2."/>
+      <w:lvlJc w:val="left"/>
+      <w:pPr>
+        <w:tabs>
+          <w:tab w:val="num" w:pos="1440"/>
+        </w:tabs>
+        <w:ind w:left="1440" w:hanging="720"/>
+      </w:pPr>
+    </w:lvl>
+    <w:lvl w:ilvl="2">
+      <w:start w:val="1"/>
+      <w:numFmt w:val="decimal"/>
+      <w:lvlText w:val="%3."/>
+      <w:lvlJc w:val="left"/>
+      <w:pPr>
+        <w:tabs>
+          <w:tab w:val="num" w:pos="2160"/>
+        </w:tabs>
+        <w:ind w:left="2160" w:hanging="720"/>
+      </w:pPr>
+    </w:lvl>
+    <w:lvl w:ilvl="3">
+      <w:start w:val="1"/>
+      <w:numFmt w:val="decimal"/>
+      <w:lvlText w:val="%4."/>
+      <w:lvlJc w:val="left"/>
+      <w:pPr>
+        <w:tabs>
+          <w:tab w:val="num" w:pos="2880"/>
+        </w:tabs>
+        <w:ind w:left="2880" w:hanging="720"/>
+      </w:pPr>
+    </w:lvl>
+    <w:lvl w:ilvl="4">
+      <w:start w:val="1"/>
+      <w:numFmt w:val="decimal"/>
+      <w:lvlText w:val="%5."/>
+      <w:lvlJc w:val="left"/>
+      <w:pPr>
+        <w:tabs>
+          <w:tab w:val="num" w:pos="3600"/>
+        </w:tabs>
+        <w:ind w:left="3600" w:hanging="720"/>
+      </w:pPr>
+    </w:lvl>
+    <w:lvl w:ilvl="5">
+      <w:start w:val="1"/>
+      <w:numFmt w:val="decimal"/>
+      <w:lvlText w:val="%6."/>
+      <w:lvlJc w:val="left"/>
+      <w:pPr>
+        <w:tabs>
+          <w:tab w:val="num" w:pos="4320"/>
+        </w:tabs>
+        <w:ind w:left="4320" w:hanging="720"/>
+      </w:pPr>
+    </w:lvl>
+    <w:lvl w:ilvl="6">
+      <w:start w:val="1"/>
+      <w:numFmt w:val="decimal"/>
+      <w:lvlText w:val="%7."/>
+      <w:lvlJc w:val="left"/>
+      <w:pPr>
+        <w:tabs>
+          <w:tab w:val="num" w:pos="5040"/>
+        </w:tabs>
+        <w:ind w:left="5040" w:hanging="720"/>
+      </w:pPr>
+    </w:lvl>
+    <w:lvl w:ilvl="7">
+      <w:start w:val="1"/>
+      <w:numFmt w:val="decimal"/>
+      <w:lvlText w:val="%8."/>
+      <w:lvlJc w:val="left"/>
+      <w:pPr>
+        <w:tabs>
+          <w:tab w:val="num" w:pos="5760"/>
+        </w:tabs>
+        <w:ind w:left="5760" w:hanging="720"/>
+      </w:pPr>
+    </w:lvl>
+    <w:lvl w:ilvl="8">
+      <w:start w:val="1"/>
+      <w:numFmt w:val="decimal"/>
+      <w:lvlText w:val="%9."/>
+      <w:lvlJc w:val="left"/>
+      <w:pPr>
+        <w:tabs>
+          <w:tab w:val="num" w:pos="6480"/>
+        </w:tabs>
+        <w:ind w:left="6480" w:hanging="720"/>
+      </w:pPr>
+    </w:lvl>
+  </w:abstractNum>
+  <w:abstractNum w:abstractNumId="5" w15:restartNumberingAfterBreak="0">
     <w:nsid w:val="4CD26763"/>
     <w:multiLevelType w:val="multilevel"/>
     <w:tmpl w:val="000C0EE4"/>
@@ -1786,7 +1920,7 @@
       </w:rPr>
     </w:lvl>
   </w:abstractNum>
-  <w:abstractNum w:abstractNumId="5" w15:restartNumberingAfterBreak="0">
+  <w:abstractNum w:abstractNumId="6" w15:restartNumberingAfterBreak="0">
     <w:nsid w:val="621D36D4"/>
     <w:multiLevelType w:val="multilevel"/>
     <w:tmpl w:val="5CEC2FEE"/>
@@ -1901,6 +2035,9 @@
   </w:abstractNum>
   <w:num w:numId="1" w16cid:durableId="1910991386">
     <w:abstractNumId w:val="0"/>
+  </w:num>
+  <w:num w:numId="2" w16cid:durableId="766313165">
+    <w:abstractNumId w:val="4"/>
   </w:num>
 </w:numbering>
 </file>

--- a/form/AngelSetsuna_Commission_Form_2026_EN.docx
+++ b/form/AngelSetsuna_Commission_Form_2026_EN.docx
@@ -325,15 +325,7 @@
           </w:tcPr>
           <w:p>
             <w:r>
-              <w:t xml:space="preserve">Printing / merchandise / promotional use (e.g., </w:t>
-            </w:r>
-            <w:proofErr w:type="spellStart"/>
-            <w:r>
-              <w:t>VTuber</w:t>
-            </w:r>
-            <w:proofErr w:type="spellEnd"/>
-            <w:r>
-              <w:t xml:space="preserve"> calendar, stream thumbnail)</w:t>
+              <w:t>Printing / merchandise / promotional use (e.g., VTuber calendar, stream thumbnail)</w:t>
             </w:r>
           </w:p>
         </w:tc>
@@ -396,11 +388,7 @@
           <w:p/>
           <w:p>
             <w:r>
-              <w:t xml:space="preserve">(Please provide references or describe the composition you </w:t>
-            </w:r>
-            <w:proofErr w:type="gramStart"/>
-            <w:r>
-              <w:t>want)</w:t>
+              <w:t>(Please provide references or describe the composition you want)</w:t>
             </w:r>
             <w:r>
               <w:rPr>
@@ -409,17 +397,7 @@
                 <w:szCs w:val="22"/>
                 <w:highlight w:val="white"/>
               </w:rPr>
-              <w:t xml:space="preserve">   </w:t>
-            </w:r>
-            <w:proofErr w:type="gramEnd"/>
-            <w:r>
-              <w:rPr>
-                <w:color w:val="202124"/>
-                <w:sz w:val="22"/>
-                <w:szCs w:val="22"/>
-                <w:highlight w:val="white"/>
-              </w:rPr>
-              <w:t xml:space="preserve">            </w:t>
+              <w:t xml:space="preserve">               </w:t>
             </w:r>
             <w:r>
               <w:t xml:space="preserve">               </w:t>
@@ -857,7 +835,16 @@
         <w:spacing w:after="20"/>
       </w:pPr>
       <w:r>
-        <w:t>I will contact you via Gmail with your estimated completion month.</w:t>
+        <w:t xml:space="preserve">I will contact you via Gmail with your estimated completion </w:t>
+      </w:r>
+      <w:r>
+        <w:rPr>
+          <w:rFonts w:eastAsiaTheme="minorEastAsia" w:hint="eastAsia"/>
+        </w:rPr>
+        <w:t>date</w:t>
+      </w:r>
+      <w:r>
+        <w:t>.</w:t>
       </w:r>
     </w:p>
     <w:p>
@@ -946,7 +933,16 @@
         <w:spacing w:after="80" w:line="240" w:lineRule="auto"/>
       </w:pPr>
       <w:r>
-        <w:t>Commissions are completed in queue order. Your estimated completion month will be confirmed via Gmail before work begins. If you take longer than 72 hours to reply during the commission process, the delivery schedule may be delayed accordingly.</w:t>
+        <w:t xml:space="preserve">Commissions are completed in queue order. Your estimated completion </w:t>
+      </w:r>
+      <w:r>
+        <w:rPr>
+          <w:rFonts w:eastAsiaTheme="minorEastAsia" w:hint="eastAsia"/>
+        </w:rPr>
+        <w:t>date</w:t>
+      </w:r>
+      <w:r>
+        <w:t xml:space="preserve"> will be confirmed via Gmail before work begins. If you take longer than 72 hours to reply during the commission process, the delivery schedule may be delayed accordingly.</w:t>
       </w:r>
     </w:p>
     <w:p>

--- a/form/AngelSetsuna_Commission_Form_2026_EN.docx
+++ b/form/AngelSetsuna_Commission_Form_2026_EN.docx
@@ -11,7 +11,15 @@
         </w:rPr>
       </w:pPr>
       <w:r>
-        <w:t>Angel Setsuna — Illustration Commission Form (2026)</w:t>
+        <w:t xml:space="preserve">Angel </w:t>
+      </w:r>
+      <w:proofErr w:type="spellStart"/>
+      <w:r>
+        <w:t>Setsuna</w:t>
+      </w:r>
+      <w:proofErr w:type="spellEnd"/>
+      <w:r>
+        <w:t xml:space="preserve"> — Illustration Commission Form (2026)</w:t>
       </w:r>
     </w:p>
     <w:p>
@@ -325,7 +333,15 @@
           </w:tcPr>
           <w:p>
             <w:r>
-              <w:t>Printing / merchandise / promotional use (e.g., VTuber calendar, stream thumbnail)</w:t>
+              <w:t xml:space="preserve">Printing / merchandise / promotional use (e.g., </w:t>
+            </w:r>
+            <w:proofErr w:type="spellStart"/>
+            <w:r>
+              <w:t>VTuber</w:t>
+            </w:r>
+            <w:proofErr w:type="spellEnd"/>
+            <w:r>
+              <w:t xml:space="preserve"> calendar, stream thumbnail)</w:t>
             </w:r>
           </w:p>
         </w:tc>
@@ -388,7 +404,11 @@
           <w:p/>
           <w:p>
             <w:r>
-              <w:t>(Please provide references or describe the composition you want)</w:t>
+              <w:t xml:space="preserve">(Please provide references or describe the composition you </w:t>
+            </w:r>
+            <w:proofErr w:type="gramStart"/>
+            <w:r>
+              <w:t>want)</w:t>
             </w:r>
             <w:r>
               <w:rPr>
@@ -397,7 +417,17 @@
                 <w:szCs w:val="22"/>
                 <w:highlight w:val="white"/>
               </w:rPr>
-              <w:t xml:space="preserve">               </w:t>
+              <w:t xml:space="preserve">   </w:t>
+            </w:r>
+            <w:proofErr w:type="gramEnd"/>
+            <w:r>
+              <w:rPr>
+                <w:color w:val="202124"/>
+                <w:sz w:val="22"/>
+                <w:szCs w:val="22"/>
+                <w:highlight w:val="white"/>
+              </w:rPr>
+              <w:t xml:space="preserve">            </w:t>
             </w:r>
             <w:r>
               <w:t xml:space="preserve">               </w:t>
@@ -611,6 +641,9 @@
             <w:pPr>
               <w:pStyle w:val="CommissionItem"/>
               <w:spacing w:after="0"/>
+              <w:rPr>
+                <w:rFonts w:eastAsiaTheme="minorEastAsia"/>
+              </w:rPr>
             </w:pPr>
             <w:r>
               <w:t>Large animal: ＋US$20 each</w:t>
@@ -619,7 +652,42 @@
           <w:p>
             <w:pPr>
               <w:pStyle w:val="CommissionItem"/>
-              <w:spacing w:after="0"/>
+              <w:rPr>
+                <w:rFonts w:eastAsiaTheme="minorEastAsia"/>
+                <w:lang w:val="en-US"/>
+              </w:rPr>
+            </w:pPr>
+            <w:r>
+              <w:rPr>
+                <w:rFonts w:eastAsiaTheme="minorEastAsia"/>
+                <w:lang w:val="en-US"/>
+              </w:rPr>
+              <w:t xml:space="preserve">Other props: </w:t>
+            </w:r>
+            <w:r>
+              <w:rPr>
+                <w:rFonts w:ascii="新細明體" w:eastAsia="新細明體" w:hAnsi="新細明體" w:cs="新細明體" w:hint="eastAsia"/>
+              </w:rPr>
+              <w:t>＋</w:t>
+            </w:r>
+            <w:r>
+              <w:t>US$6</w:t>
+            </w:r>
+            <w:r>
+              <w:rPr>
+                <w:rFonts w:eastAsiaTheme="minorEastAsia"/>
+                <w:lang w:val="en-US"/>
+              </w:rPr>
+              <w:t xml:space="preserve"> and up, depending on complexity.</w:t>
+            </w:r>
+          </w:p>
+          <w:p>
+            <w:pPr>
+              <w:pStyle w:val="CommissionItem"/>
+              <w:rPr>
+                <w:rFonts w:eastAsiaTheme="minorEastAsia"/>
+                <w:lang w:val="en-US"/>
+              </w:rPr>
             </w:pPr>
             <w:r>
               <w:t>Background: US$15–60, depending on complexity</w:t>
@@ -693,7 +761,7 @@
               <w:widowControl w:val="0"/>
               <w:spacing w:after="0" w:line="240" w:lineRule="auto"/>
               <w:rPr>
-                <w:rFonts w:ascii="Calibri" w:eastAsia="Calibri" w:hAnsi="Calibri" w:cs="Calibri"/>
+                <w:rFonts w:ascii="Calibri" w:eastAsiaTheme="minorEastAsia" w:hAnsi="Calibri" w:cs="Calibri"/>
               </w:rPr>
             </w:pPr>
             <w:r>
@@ -702,10 +770,6 @@
             <w:r>
               <w:br/>
               <w:t>(PayPal)</w:t>
-            </w:r>
-            <w:r>
-              <w:br/>
-              <w:t>(Transaction fees are paid by the client)</w:t>
             </w:r>
           </w:p>
         </w:tc>
@@ -880,6 +944,7 @@
         <w:spacing w:after="20"/>
       </w:pPr>
       <w:r>
+        <w:lastRenderedPageBreak/>
         <w:t>Pay the remaining balance.</w:t>
       </w:r>
     </w:p>
@@ -907,7 +972,6 @@
         <w:spacing w:before="140" w:after="60"/>
       </w:pPr>
       <w:r>
-        <w:lastRenderedPageBreak/>
         <w:t>Queue, Cancellations &amp; Refunds</w:t>
       </w:r>
     </w:p>
@@ -1098,7 +1162,14 @@
       </w:r>
       <w:r>
         <w:br/>
-        <w:t>Copyright in the finished artwork remains with the artist. The client receives a usage license for the agreed purpose only and may not transfer, resell, or claim the artwork as their own creation.</w:t>
+      </w:r>
+      <w:proofErr w:type="spellStart"/>
+      <w:r>
+        <w:t>Copyright</w:t>
+      </w:r>
+      <w:proofErr w:type="spellEnd"/>
+      <w:r>
+        <w:t xml:space="preserve"> in the finished artwork remains with the artist. The client receives a usage license for the agreed purpose only and may not transfer, resell, or claim the artwork as their own creation.</w:t>
       </w:r>
     </w:p>
     <w:p>
@@ -1112,15 +1183,12 @@
         <w:rPr>
           <w:b/>
         </w:rPr>
+        <w:lastRenderedPageBreak/>
         <w:t>Scope of License</w:t>
       </w:r>
       <w:r>
         <w:br/>
-        <w:t xml:space="preserve">The license is limited to the purposes agreed upon by both parties, such as stream thumbnails, social media promotion, or event use. Please contact me in advance to </w:t>
-      </w:r>
-      <w:r>
-        <w:lastRenderedPageBreak/>
-        <w:t>discuss additional licensing and fees if you later wish to use the artwork for merchandise, publishing, advertising, or another expanded purpose.</w:t>
+        <w:t>The license is limited to the purposes agreed upon by both parties, such as stream thumbnails, social media promotion, or event use. Please contact me in advance to discuss additional licensing and fees if you later wish to use the artwork for merchandise, publishing, advertising, or another expanded purpose.</w:t>
       </w:r>
     </w:p>
     <w:p>
@@ -2571,7 +2639,6 @@
   <w:style w:type="character" w:default="1" w:styleId="a0">
     <w:name w:val="Default Paragraph Font"/>
     <w:uiPriority w:val="1"/>
-    <w:semiHidden/>
     <w:unhideWhenUsed/>
   </w:style>
   <w:style w:type="table" w:default="1" w:styleId="a1">
